--- a/5 курс/Практикум по дипломному проектированию/План-график ВКР 2026(шаблон).docx
+++ b/5 курс/Практикум по дипломному проектированию/План-график ВКР 2026(шаблон).docx
@@ -1,6 +1,6 @@
 
 <file path=word/document.xml><?xml version="1.0" encoding="utf-8"?>
-<w:document xmlns:wpc="http://schemas.microsoft.com/office/word/2010/wordprocessingCanvas" xmlns:cx="http://schemas.microsoft.com/office/drawing/2014/chartex" xmlns:cx1="http://schemas.microsoft.com/office/drawing/2015/9/8/chartex" xmlns:cx2="http://schemas.microsoft.com/office/drawing/2015/10/21/chartex" xmlns:cx3="http://schemas.microsoft.com/office/drawing/2016/5/9/chartex" xmlns:cx4="http://schemas.microsoft.com/office/drawing/2016/5/10/chartex" xmlns:cx5="http://schemas.microsoft.com/office/drawing/2016/5/11/chartex" xmlns:cx6="http://schemas.microsoft.com/office/drawing/2016/5/12/chartex" xmlns:cx7="http://schemas.microsoft.com/office/drawing/2016/5/13/chartex" xmlns:cx8="http://schemas.microsoft.com/office/drawing/2016/5/14/chartex" xmlns:mc="http://schemas.openxmlformats.org/markup-compatibility/2006" xmlns:aink="http://schemas.microsoft.com/office/drawing/2016/ink" xmlns:am3d="http://schemas.microsoft.com/office/drawing/2017/model3d" xmlns:o="urn:schemas-microsoft-com:office:office" xmlns:r="http://schemas.openxmlformats.org/officeDocument/2006/relationships" xmlns:m="http://schemas.openxmlformats.org/officeDocument/2006/math" xmlns:v="urn:schemas-microsoft-com:vml" xmlns:wp14="http://schemas.microsoft.com/office/word/2010/wordprocessingDrawing" xmlns:wp="http://schemas.openxmlformats.org/drawingml/2006/wordprocessingDrawing" xmlns:w10="urn:schemas-microsoft-com:office:word" xmlns:w="http://schemas.openxmlformats.org/wordprocessingml/2006/main" xmlns:w14="http://schemas.microsoft.com/office/word/2010/wordml" xmlns:w15="http://schemas.microsoft.com/office/word/2012/wordml" xmlns:w16cex="http://schemas.microsoft.com/office/word/2018/wordml/cex" xmlns:w16cid="http://schemas.microsoft.com/office/word/2016/wordml/cid" xmlns:w16="http://schemas.microsoft.com/office/word/2018/wordml" xmlns:w16sdtdh="http://schemas.microsoft.com/office/word/2020/wordml/sdtdatahash" xmlns:w16se="http://schemas.microsoft.com/office/word/2015/wordml/symex" xmlns:wpg="http://schemas.microsoft.com/office/word/2010/wordprocessingGroup" xmlns:wpi="http://schemas.microsoft.com/office/word/2010/wordprocessingInk" xmlns:wne="http://schemas.microsoft.com/office/word/2006/wordml" xmlns:wps="http://schemas.microsoft.com/office/word/2010/wordprocessingShape" mc:Ignorable="w14 w15 w16se w16cid w16 w16cex w16sdtdh wp14">
+<w:document xmlns:wpc="http://schemas.microsoft.com/office/word/2010/wordprocessingCanvas" xmlns:mc="http://schemas.openxmlformats.org/markup-compatibility/2006" xmlns:o="urn:schemas-microsoft-com:office:office" xmlns:r="http://schemas.openxmlformats.org/officeDocument/2006/relationships" xmlns:m="http://schemas.openxmlformats.org/officeDocument/2006/math" xmlns:v="urn:schemas-microsoft-com:vml" xmlns:wp14="http://schemas.microsoft.com/office/word/2010/wordprocessingDrawing" xmlns:wp="http://schemas.openxmlformats.org/drawingml/2006/wordprocessingDrawing" xmlns:w10="urn:schemas-microsoft-com:office:word" xmlns:w="http://schemas.openxmlformats.org/wordprocessingml/2006/main" xmlns:w14="http://schemas.microsoft.com/office/word/2010/wordml" xmlns:wpg="http://schemas.microsoft.com/office/word/2010/wordprocessingGroup" xmlns:wpi="http://schemas.microsoft.com/office/word/2010/wordprocessingInk" xmlns:wne="http://schemas.microsoft.com/office/word/2006/wordml" xmlns:wps="http://schemas.microsoft.com/office/word/2010/wordprocessingShape" mc:Ignorable="w14 wp14">
   <w:body>
     <w:p>
       <w:pPr>
@@ -108,14 +108,30 @@
           <w:sz w:val="26"/>
           <w:szCs w:val="26"/>
         </w:rPr>
-        <w:t>, канд.</w:t>
-      </w:r>
-      <w:r>
-        <w:rPr>
-          <w:sz w:val="26"/>
-          <w:szCs w:val="26"/>
-        </w:rPr>
-        <w:t>техн</w:t>
+        <w:t>, канд</w:t>
+      </w:r>
+      <w:proofErr w:type="gramStart"/>
+      <w:r>
+        <w:rPr>
+          <w:sz w:val="26"/>
+          <w:szCs w:val="26"/>
+        </w:rPr>
+        <w:t>.</w:t>
+      </w:r>
+      <w:r>
+        <w:rPr>
+          <w:sz w:val="26"/>
+          <w:szCs w:val="26"/>
+        </w:rPr>
+        <w:t>т</w:t>
+      </w:r>
+      <w:proofErr w:type="gramEnd"/>
+      <w:r>
+        <w:rPr>
+          <w:sz w:val="26"/>
+          <w:szCs w:val="26"/>
+        </w:rPr>
+        <w:t>ехн</w:t>
       </w:r>
       <w:r>
         <w:rPr>
@@ -152,7 +168,7 @@
           <w:sz w:val="26"/>
           <w:szCs w:val="26"/>
         </w:rPr>
-        <w:pict w14:anchorId="4CAD5182">
+        <w:pict>
           <v:shapetype id="_x0000_t41" coordsize="21600,21600" o:spt="41" adj="-8280,24300,-1800,4050" path="m@0@1l@2@3nfem,l21600,r,21600l,21600nsxe">
             <v:stroke joinstyle="miter"/>
             <v:formulas>
@@ -191,7 +207,25 @@
                       <w:sz w:val="20"/>
                       <w:szCs w:val="20"/>
                     </w:rPr>
-                    <w:t>дата прикрепления документа на сайт университета (</w:t>
+                    <w:t>дата прикрепления документа на сайт универс</w:t>
+                  </w:r>
+                  <w:r>
+                    <w:rPr>
+                      <w:rFonts w:ascii="Calibri" w:hAnsi="Calibri" w:cs="Calibri"/>
+                      <w:color w:val="FF0000"/>
+                      <w:sz w:val="20"/>
+                      <w:szCs w:val="20"/>
+                    </w:rPr>
+                    <w:t>и</w:t>
+                  </w:r>
+                  <w:r>
+                    <w:rPr>
+                      <w:rFonts w:ascii="Calibri" w:hAnsi="Calibri" w:cs="Calibri"/>
+                      <w:color w:val="FF0000"/>
+                      <w:sz w:val="20"/>
+                      <w:szCs w:val="20"/>
+                    </w:rPr>
+                    <w:t>тета (</w:t>
                   </w:r>
                   <w:r>
                     <w:rPr>
@@ -403,7 +437,7 @@
           <w:sz w:val="26"/>
           <w:szCs w:val="26"/>
         </w:rPr>
-        <w:pict w14:anchorId="101B4EC4">
+        <w:pict>
           <v:shape id="_x0000_s1027" type="#_x0000_t41" style="position:absolute;left:0;text-align:left;margin-left:-47.05pt;margin-top:14.15pt;width:197.4pt;height:27.6pt;z-index:251659264;mso-wrap-style:square;mso-width-percent:0;mso-height-percent:0;mso-left-percent:-10001;mso-top-percent:-10001;mso-wrap-distance-left:9pt;mso-wrap-distance-top:0;mso-wrap-distance-right:9pt;mso-wrap-distance-bottom:0;mso-position-horizontal:absolute;mso-position-horizontal-relative:text;mso-position-vertical:absolute;mso-position-vertical-relative:text;mso-width-percent:0;mso-height-percent:0;mso-left-percent:-10001;mso-top-percent:-10001;mso-width-relative:page;mso-height-relative:page;mso-position-horizontal-col-start:0;mso-width-col-span:0;v-text-anchor:top" adj="30266,-1761,22257,7043,19691,49930,20418,53413">
             <v:fill opacity="19661f" color2="fill darken(225)" recolor="t" rotate="t" method="linear sigma" focus="-50%" type="gradient"/>
             <v:stroke startarrow="open" startarrowwidth="narrow" startarrowlength="long"/>
@@ -427,7 +461,25 @@
                       <w:sz w:val="20"/>
                       <w:szCs w:val="20"/>
                     </w:rPr>
-                    <w:t>Номер группы по формату «ПЗ21…» заполняется после формирования группы.</w:t>
+                    <w:t>Номер группы по формату «ПЗ21…» запо</w:t>
+                  </w:r>
+                  <w:r>
+                    <w:rPr>
+                      <w:rFonts w:ascii="Calibri" w:hAnsi="Calibri" w:cs="Calibri"/>
+                      <w:color w:val="FF0000"/>
+                      <w:sz w:val="20"/>
+                      <w:szCs w:val="20"/>
+                    </w:rPr>
+                    <w:t>л</w:t>
+                  </w:r>
+                  <w:r>
+                    <w:rPr>
+                      <w:rFonts w:ascii="Calibri" w:hAnsi="Calibri" w:cs="Calibri"/>
+                      <w:color w:val="FF0000"/>
+                      <w:sz w:val="20"/>
+                      <w:szCs w:val="20"/>
+                    </w:rPr>
+                    <w:t>няется после формирования группы.</w:t>
                   </w:r>
                 </w:p>
               </w:txbxContent>
@@ -1220,7 +1272,19 @@
               <w:rPr>
                 <w:sz w:val="24"/>
               </w:rPr>
-              <w:t>Подбор и составление перечня нормативных актов и литературы</w:t>
+              <w:t>Подбор и составление п</w:t>
+            </w:r>
+            <w:r>
+              <w:rPr>
+                <w:sz w:val="24"/>
+              </w:rPr>
+              <w:t>е</w:t>
+            </w:r>
+            <w:r>
+              <w:rPr>
+                <w:sz w:val="24"/>
+              </w:rPr>
+              <w:t>речня нормативных актов и литературы</w:t>
             </w:r>
           </w:p>
         </w:tc>
@@ -1377,7 +1441,19 @@
               <w:rPr>
                 <w:sz w:val="24"/>
               </w:rPr>
-              <w:t>менований, включая литературу на иностранном языке</w:t>
+              <w:t>менований, включая литер</w:t>
+            </w:r>
+            <w:r>
+              <w:rPr>
+                <w:sz w:val="24"/>
+              </w:rPr>
+              <w:t>а</w:t>
+            </w:r>
+            <w:r>
+              <w:rPr>
+                <w:sz w:val="24"/>
+              </w:rPr>
+              <w:t>туру на иностранном языке</w:t>
             </w:r>
           </w:p>
         </w:tc>
@@ -1432,7 +1508,19 @@
               <w:rPr>
                 <w:sz w:val="24"/>
               </w:rPr>
-              <w:t>Составление плана ВКР и его согласование с руководителем ВКР</w:t>
+              <w:t>Составление плана ВКР и его согласование с руков</w:t>
+            </w:r>
+            <w:r>
+              <w:rPr>
+                <w:sz w:val="24"/>
+              </w:rPr>
+              <w:t>о</w:t>
+            </w:r>
+            <w:r>
+              <w:rPr>
+                <w:sz w:val="24"/>
+              </w:rPr>
+              <w:t>дителем ВКР</w:t>
             </w:r>
           </w:p>
         </w:tc>
@@ -1583,19 +1671,7 @@
               <w:rPr>
                 <w:sz w:val="24"/>
               </w:rPr>
-              <w:t xml:space="preserve">В плане ВКР должны быть три главы. Каждая из глав должна содержать не </w:t>
-            </w:r>
-            <w:r>
-              <w:rPr>
-                <w:sz w:val="24"/>
-              </w:rPr>
-              <w:t>более</w:t>
-            </w:r>
-            <w:r>
-              <w:rPr>
-                <w:sz w:val="24"/>
-              </w:rPr>
-              <w:t xml:space="preserve"> трех параграфов</w:t>
+              <w:t>В плане ВКР должны быть три главы. Каждая из глав должна содержать не менее трех параграфов</w:t>
             </w:r>
           </w:p>
         </w:tc>
@@ -1649,7 +1725,19 @@
               <w:rPr>
                 <w:sz w:val="24"/>
               </w:rPr>
-              <w:t xml:space="preserve">Изучение нормативных актов и литературы </w:t>
+              <w:t>Изучение нормативных а</w:t>
+            </w:r>
+            <w:r>
+              <w:rPr>
+                <w:sz w:val="24"/>
+              </w:rPr>
+              <w:t>к</w:t>
+            </w:r>
+            <w:r>
+              <w:rPr>
+                <w:sz w:val="24"/>
+              </w:rPr>
+              <w:t xml:space="preserve">тов и литературы </w:t>
             </w:r>
           </w:p>
         </w:tc>
@@ -1800,7 +1888,19 @@
               <w:rPr>
                 <w:sz w:val="24"/>
               </w:rPr>
-              <w:t>Необходимо изучить перечень основной литературы для написания первой главы ВКР</w:t>
+              <w:t>Необходимо изучить пер</w:t>
+            </w:r>
+            <w:r>
+              <w:rPr>
+                <w:sz w:val="24"/>
+              </w:rPr>
+              <w:t>е</w:t>
+            </w:r>
+            <w:r>
+              <w:rPr>
+                <w:sz w:val="24"/>
+              </w:rPr>
+              <w:t>чень основной литературы для написания первой главы ВКР</w:t>
             </w:r>
           </w:p>
         </w:tc>
@@ -1854,7 +1954,31 @@
               <w:rPr>
                 <w:sz w:val="24"/>
               </w:rPr>
-              <w:t>Сбор, обработка, систематизация и анализ эмпирического (фактологического) материала</w:t>
+              <w:t>Сбор, обработка, системат</w:t>
+            </w:r>
+            <w:r>
+              <w:rPr>
+                <w:sz w:val="24"/>
+              </w:rPr>
+              <w:t>и</w:t>
+            </w:r>
+            <w:r>
+              <w:rPr>
+                <w:sz w:val="24"/>
+              </w:rPr>
+              <w:t>зация и анализ эмпирич</w:t>
+            </w:r>
+            <w:r>
+              <w:rPr>
+                <w:sz w:val="24"/>
+              </w:rPr>
+              <w:t>е</w:t>
+            </w:r>
+            <w:r>
+              <w:rPr>
+                <w:sz w:val="24"/>
+              </w:rPr>
+              <w:t>ского (фактологического) материала</w:t>
             </w:r>
           </w:p>
         </w:tc>
@@ -1997,7 +2121,43 @@
               <w:rPr>
                 <w:sz w:val="24"/>
               </w:rPr>
-              <w:t>К концу прохождения практики должен быть собран эмпирический (фактологический) материал для написания второй главы ВКР</w:t>
+              <w:t>К концу прохождения пра</w:t>
+            </w:r>
+            <w:r>
+              <w:rPr>
+                <w:sz w:val="24"/>
+              </w:rPr>
+              <w:t>к</w:t>
+            </w:r>
+            <w:r>
+              <w:rPr>
+                <w:sz w:val="24"/>
+              </w:rPr>
+              <w:t>тики должен быть собран эмпирический (фактолог</w:t>
+            </w:r>
+            <w:r>
+              <w:rPr>
+                <w:sz w:val="24"/>
+              </w:rPr>
+              <w:t>и</w:t>
+            </w:r>
+            <w:r>
+              <w:rPr>
+                <w:sz w:val="24"/>
+              </w:rPr>
+              <w:t>ческий) материал для нап</w:t>
+            </w:r>
+            <w:r>
+              <w:rPr>
+                <w:sz w:val="24"/>
+              </w:rPr>
+              <w:t>и</w:t>
+            </w:r>
+            <w:r>
+              <w:rPr>
+                <w:sz w:val="24"/>
+              </w:rPr>
+              <w:t>сания второй главы ВКР</w:t>
             </w:r>
           </w:p>
         </w:tc>
@@ -2051,7 +2211,19 @@
               <w:rPr>
                 <w:sz w:val="24"/>
               </w:rPr>
-              <w:t>Написание 1 (2,3) раздела и представление их руководителю ВКР</w:t>
+              <w:t>Написание 1 (2,3) раздела и представление их руковод</w:t>
+            </w:r>
+            <w:r>
+              <w:rPr>
+                <w:sz w:val="24"/>
+              </w:rPr>
+              <w:t>и</w:t>
+            </w:r>
+            <w:r>
+              <w:rPr>
+                <w:sz w:val="24"/>
+              </w:rPr>
+              <w:t>телю ВКР</w:t>
             </w:r>
           </w:p>
         </w:tc>
@@ -2405,7 +2577,19 @@
               <w:rPr>
                 <w:sz w:val="24"/>
               </w:rPr>
-              <w:t>Апробация результатов ВКР в практической деятельности (при необходимости)</w:t>
+              <w:t>Апробация результатов ВКР в практической деятельн</w:t>
+            </w:r>
+            <w:r>
+              <w:rPr>
+                <w:sz w:val="24"/>
+              </w:rPr>
+              <w:t>о</w:t>
+            </w:r>
+            <w:r>
+              <w:rPr>
+                <w:sz w:val="24"/>
+              </w:rPr>
+              <w:t>сти (при необходимости)</w:t>
             </w:r>
           </w:p>
         </w:tc>
@@ -2564,7 +2748,19 @@
               <w:rPr>
                 <w:sz w:val="24"/>
               </w:rPr>
-              <w:t>выступление на конференции и/или публикации по теме ВКР</w:t>
+              <w:t>выступление на конфере</w:t>
+            </w:r>
+            <w:r>
+              <w:rPr>
+                <w:sz w:val="24"/>
+              </w:rPr>
+              <w:t>н</w:t>
+            </w:r>
+            <w:r>
+              <w:rPr>
+                <w:sz w:val="24"/>
+              </w:rPr>
+              <w:t>ции и/или публикации по теме ВКР</w:t>
             </w:r>
           </w:p>
         </w:tc>
@@ -2619,7 +2815,19 @@
               <w:rPr>
                 <w:sz w:val="24"/>
               </w:rPr>
-              <w:t>Внедрение результатов ВКР в практическую, научно-исследовательскую, педагогическую деятельность (при необходимости)</w:t>
+              <w:t>Внедрение результатов ВКР в практическую, научно-исследовательскую, педаг</w:t>
+            </w:r>
+            <w:r>
+              <w:rPr>
+                <w:sz w:val="24"/>
+              </w:rPr>
+              <w:t>о</w:t>
+            </w:r>
+            <w:r>
+              <w:rPr>
+                <w:sz w:val="24"/>
+              </w:rPr>
+              <w:t>гическую деятельность (при необходимости)</w:t>
             </w:r>
           </w:p>
         </w:tc>
@@ -2835,7 +3043,19 @@
               <w:rPr>
                 <w:sz w:val="24"/>
               </w:rPr>
-              <w:t>Разработка приложений к ВКР и представление их руководителю ВКР</w:t>
+              <w:t>Разработка приложений к ВКР и представление их р</w:t>
+            </w:r>
+            <w:r>
+              <w:rPr>
+                <w:sz w:val="24"/>
+              </w:rPr>
+              <w:t>у</w:t>
+            </w:r>
+            <w:r>
+              <w:rPr>
+                <w:sz w:val="24"/>
+              </w:rPr>
+              <w:t>ководителю ВКР</w:t>
             </w:r>
           </w:p>
         </w:tc>
@@ -2978,7 +3198,31 @@
               <w:rPr>
                 <w:sz w:val="24"/>
               </w:rPr>
-              <w:t>Разместить заархивированый файл в систему электронной поддержки</w:t>
+              <w:t>Разместить заархивиров</w:t>
+            </w:r>
+            <w:r>
+              <w:rPr>
+                <w:sz w:val="24"/>
+              </w:rPr>
+              <w:t>а</w:t>
+            </w:r>
+            <w:r>
+              <w:rPr>
+                <w:sz w:val="24"/>
+              </w:rPr>
+              <w:t>ный файл в систему эле</w:t>
+            </w:r>
+            <w:r>
+              <w:rPr>
+                <w:sz w:val="24"/>
+              </w:rPr>
+              <w:t>к</w:t>
+            </w:r>
+            <w:r>
+              <w:rPr>
+                <w:sz w:val="24"/>
+              </w:rPr>
+              <w:t>тронной поддержки</w:t>
             </w:r>
           </w:p>
         </w:tc>
@@ -3032,7 +3276,19 @@
               <w:rPr>
                 <w:sz w:val="24"/>
               </w:rPr>
-              <w:t xml:space="preserve">Представление ВКР руководителю </w:t>
+              <w:t>Представление ВКР руков</w:t>
+            </w:r>
+            <w:r>
+              <w:rPr>
+                <w:sz w:val="24"/>
+              </w:rPr>
+              <w:t>о</w:t>
+            </w:r>
+            <w:r>
+              <w:rPr>
+                <w:sz w:val="24"/>
+              </w:rPr>
+              <w:t xml:space="preserve">дителю </w:t>
             </w:r>
           </w:p>
         </w:tc>
@@ -3231,7 +3487,19 @@
               <w:rPr>
                 <w:sz w:val="24"/>
               </w:rPr>
-              <w:t xml:space="preserve">Доработка ВКР с учётом замечаний её руководителя </w:t>
+              <w:t>Доработка ВКР с учётом з</w:t>
+            </w:r>
+            <w:r>
+              <w:rPr>
+                <w:sz w:val="24"/>
+              </w:rPr>
+              <w:t>а</w:t>
+            </w:r>
+            <w:r>
+              <w:rPr>
+                <w:sz w:val="24"/>
+              </w:rPr>
+              <w:t xml:space="preserve">мечаний её руководителя </w:t>
             </w:r>
           </w:p>
         </w:tc>
@@ -3430,7 +3698,35 @@
                 <w:spacing w:val="-4"/>
                 <w:sz w:val="24"/>
               </w:rPr>
-              <w:t xml:space="preserve">Представление ВКР на кафедру для проверки в системе «Антиплагиат. СПбГУП» </w:t>
+              <w:t>Представление ВКР на к</w:t>
+            </w:r>
+            <w:r>
+              <w:rPr>
+                <w:spacing w:val="-4"/>
+                <w:sz w:val="24"/>
+              </w:rPr>
+              <w:t>а</w:t>
+            </w:r>
+            <w:r>
+              <w:rPr>
+                <w:spacing w:val="-4"/>
+                <w:sz w:val="24"/>
+              </w:rPr>
+              <w:t>федру для проверки в сист</w:t>
+            </w:r>
+            <w:r>
+              <w:rPr>
+                <w:spacing w:val="-4"/>
+                <w:sz w:val="24"/>
+              </w:rPr>
+              <w:t>е</w:t>
+            </w:r>
+            <w:r>
+              <w:rPr>
+                <w:spacing w:val="-4"/>
+                <w:sz w:val="24"/>
+              </w:rPr>
+              <w:t xml:space="preserve">ме «Антиплагиат. СПбГУП» </w:t>
             </w:r>
           </w:p>
         </w:tc>
@@ -3576,7 +3872,31 @@
               <w:rPr>
                 <w:sz w:val="24"/>
               </w:rPr>
-              <w:t>Рекомендуется список источников оформлять в соответствии с ГОСТ</w:t>
+              <w:t>Рекомендуется список и</w:t>
+            </w:r>
+            <w:r>
+              <w:rPr>
+                <w:sz w:val="24"/>
+              </w:rPr>
+              <w:t>с</w:t>
+            </w:r>
+            <w:r>
+              <w:rPr>
+                <w:sz w:val="24"/>
+              </w:rPr>
+              <w:t>точников оформлять в соо</w:t>
+            </w:r>
+            <w:r>
+              <w:rPr>
+                <w:sz w:val="24"/>
+              </w:rPr>
+              <w:t>т</w:t>
+            </w:r>
+            <w:r>
+              <w:rPr>
+                <w:sz w:val="24"/>
+              </w:rPr>
+              <w:t>ветствии с ГОСТ</w:t>
             </w:r>
           </w:p>
         </w:tc>
@@ -3782,7 +4102,31 @@
               <w:rPr>
                 <w:sz w:val="24"/>
               </w:rPr>
-              <w:t>Папка с ВКР и всеми документами должна быть сброшюрована по установленной форме</w:t>
+              <w:t>Папка с ВКР и всеми док</w:t>
+            </w:r>
+            <w:r>
+              <w:rPr>
+                <w:sz w:val="24"/>
+              </w:rPr>
+              <w:t>у</w:t>
+            </w:r>
+            <w:r>
+              <w:rPr>
+                <w:sz w:val="24"/>
+              </w:rPr>
+              <w:t>ментами должна быть сброшюрована по устано</w:t>
+            </w:r>
+            <w:r>
+              <w:rPr>
+                <w:sz w:val="24"/>
+              </w:rPr>
+              <w:t>в</w:t>
+            </w:r>
+            <w:r>
+              <w:rPr>
+                <w:sz w:val="24"/>
+              </w:rPr>
+              <w:t>ленной форме</w:t>
             </w:r>
           </w:p>
         </w:tc>
@@ -3990,7 +4334,35 @@
                 <w:spacing w:val="-4"/>
                 <w:sz w:val="24"/>
               </w:rPr>
-              <w:t>Текст ВКР вместе с приложениями должен иметь долю оригинальности при проверке на плагиат 65% и больше</w:t>
+              <w:t>Текст ВКР вместе с прил</w:t>
+            </w:r>
+            <w:r>
+              <w:rPr>
+                <w:spacing w:val="-4"/>
+                <w:sz w:val="24"/>
+              </w:rPr>
+              <w:t>о</w:t>
+            </w:r>
+            <w:r>
+              <w:rPr>
+                <w:spacing w:val="-4"/>
+                <w:sz w:val="24"/>
+              </w:rPr>
+              <w:t>жениями должен иметь долю оригинальности при прове</w:t>
+            </w:r>
+            <w:r>
+              <w:rPr>
+                <w:spacing w:val="-4"/>
+                <w:sz w:val="24"/>
+              </w:rPr>
+              <w:t>р</w:t>
+            </w:r>
+            <w:r>
+              <w:rPr>
+                <w:spacing w:val="-4"/>
+                <w:sz w:val="24"/>
+              </w:rPr>
+              <w:t>ке на плагиат 65% и больше</w:t>
             </w:r>
           </w:p>
         </w:tc>
@@ -4181,7 +4553,7 @@
           <w:sz w:val="26"/>
           <w:szCs w:val="26"/>
         </w:rPr>
-        <w:pict w14:anchorId="43C47F6C">
+        <w:pict>
           <v:shape id="_x0000_s1028" type="#_x0000_t41" style="position:absolute;left:0;text-align:left;margin-left:255.35pt;margin-top:3.65pt;width:219.75pt;height:21pt;z-index:251660288;mso-wrap-style:square;mso-width-percent:0;mso-height-percent:0;mso-wrap-distance-left:9pt;mso-wrap-distance-top:0;mso-wrap-distance-right:9pt;mso-wrap-distance-bottom:0;mso-position-horizontal-relative:text;mso-position-vertical-relative:text;mso-width-percent:0;mso-height-percent:0;mso-width-relative:page;mso-height-relative:page;mso-position-horizontal-col-start:0;mso-width-col-span:0;v-text-anchor:top" adj="-9289,3703,-590,9257,-2865,-20931,-2212,-16354">
             <v:fill opacity="19661f" color2="fill darken(225)" recolor="t" rotate="t" method="linear sigma" focus="-50%" type="gradient"/>
             <v:stroke startarrow="open" startarrowwidth="narrow" startarrowlength="long"/>
@@ -4396,7 +4768,16 @@
                       <w:sz w:val="20"/>
                       <w:szCs w:val="20"/>
                     </w:rPr>
-                    <w:t>дата: +0</w:t>
+                    <w:t>дата: +</w:t>
+                  </w:r>
+                  <w:r>
+                    <w:rPr>
+                      <w:rFonts w:ascii="Calibri" w:hAnsi="Calibri" w:cs="Calibri"/>
+                      <w:color w:val="FF0000"/>
+                      <w:sz w:val="20"/>
+                      <w:szCs w:val="20"/>
+                    </w:rPr>
+                    <w:t>0</w:t>
                   </w:r>
                   <w:r>
                     <w:rPr>
@@ -4414,7 +4795,65 @@
                       <w:sz w:val="20"/>
                       <w:szCs w:val="20"/>
                     </w:rPr>
-                    <w:t xml:space="preserve">1 день день после прикрепления на сайт университета </w:t>
+                    <w:t>1</w:t>
+                  </w:r>
+                  <w:r>
+                    <w:rPr>
+                      <w:rFonts w:ascii="Calibri" w:hAnsi="Calibri" w:cs="Calibri"/>
+                      <w:color w:val="FF0000"/>
+                      <w:sz w:val="20"/>
+                      <w:szCs w:val="20"/>
+                    </w:rPr>
+                    <w:t xml:space="preserve"> де</w:t>
+                  </w:r>
+                  <w:r>
+                    <w:rPr>
+                      <w:rFonts w:ascii="Calibri" w:hAnsi="Calibri" w:cs="Calibri"/>
+                      <w:color w:val="FF0000"/>
+                      <w:sz w:val="20"/>
+                      <w:szCs w:val="20"/>
+                    </w:rPr>
+                    <w:t>нь</w:t>
+                  </w:r>
+                  <w:r>
+                    <w:rPr>
+                      <w:rFonts w:ascii="Calibri" w:hAnsi="Calibri" w:cs="Calibri"/>
+                      <w:color w:val="FF0000"/>
+                      <w:sz w:val="20"/>
+                      <w:szCs w:val="20"/>
+                    </w:rPr>
+                    <w:t xml:space="preserve"> </w:t>
+                  </w:r>
+                  <w:proofErr w:type="spellStart"/>
+                  <w:proofErr w:type="gramStart"/>
+                  <w:r>
+                    <w:rPr>
+                      <w:rFonts w:ascii="Calibri" w:hAnsi="Calibri" w:cs="Calibri"/>
+                      <w:color w:val="FF0000"/>
+                      <w:sz w:val="20"/>
+                      <w:szCs w:val="20"/>
+                    </w:rPr>
+                    <w:t>день</w:t>
+                  </w:r>
+                  <w:proofErr w:type="spellEnd"/>
+                  <w:proofErr w:type="gramEnd"/>
+                  <w:r>
+                    <w:rPr>
+                      <w:rFonts w:ascii="Calibri" w:hAnsi="Calibri" w:cs="Calibri"/>
+                      <w:color w:val="FF0000"/>
+                      <w:sz w:val="20"/>
+                      <w:szCs w:val="20"/>
+                    </w:rPr>
+                    <w:t xml:space="preserve"> </w:t>
+                  </w:r>
+                  <w:r>
+                    <w:rPr>
+                      <w:rFonts w:ascii="Calibri" w:hAnsi="Calibri" w:cs="Calibri"/>
+                      <w:color w:val="FF0000"/>
+                      <w:sz w:val="20"/>
+                      <w:szCs w:val="20"/>
+                    </w:rPr>
+                    <w:t xml:space="preserve">после прикрепления на сайт университета </w:t>
                   </w:r>
                   <w:r>
                     <w:rPr>
@@ -4923,6 +5362,8 @@
         </w:rPr>
         <w:t>6</w:t>
       </w:r>
+      <w:bookmarkStart w:id="2" w:name="_GoBack"/>
+      <w:bookmarkEnd w:id="2"/>
       <w:r>
         <w:rPr>
           <w:bCs/>
@@ -4943,7 +5384,7 @@
 </file>
 
 <file path=word/styles.xml><?xml version="1.0" encoding="utf-8"?>
-<w:styles xmlns:mc="http://schemas.openxmlformats.org/markup-compatibility/2006" xmlns:r="http://schemas.openxmlformats.org/officeDocument/2006/relationships" xmlns:w="http://schemas.openxmlformats.org/wordprocessingml/2006/main" xmlns:w14="http://schemas.microsoft.com/office/word/2010/wordml" xmlns:w15="http://schemas.microsoft.com/office/word/2012/wordml" xmlns:w16cex="http://schemas.microsoft.com/office/word/2018/wordml/cex" xmlns:w16cid="http://schemas.microsoft.com/office/word/2016/wordml/cid" xmlns:w16="http://schemas.microsoft.com/office/word/2018/wordml" xmlns:w16sdtdh="http://schemas.microsoft.com/office/word/2020/wordml/sdtdatahash" xmlns:w16se="http://schemas.microsoft.com/office/word/2015/wordml/symex" mc:Ignorable="w14 w15 w16se w16cid w16 w16cex w16sdtdh">
+<w:styles xmlns:mc="http://schemas.openxmlformats.org/markup-compatibility/2006" xmlns:r="http://schemas.openxmlformats.org/officeDocument/2006/relationships" xmlns:w="http://schemas.openxmlformats.org/wordprocessingml/2006/main" xmlns:w14="http://schemas.microsoft.com/office/word/2010/wordml" mc:Ignorable="w14">
   <w:docDefaults>
     <w:rPrDefault>
       <w:rPr>
@@ -4953,377 +5394,140 @@
     </w:rPrDefault>
     <w:pPrDefault/>
   </w:docDefaults>
-  <w:latentStyles w:defLockedState="0" w:defUIPriority="0" w:defSemiHidden="0" w:defUnhideWhenUsed="0" w:defQFormat="0" w:count="376">
-    <w:lsdException w:name="Normal" w:qFormat="1"/>
-    <w:lsdException w:name="heading 1" w:qFormat="1"/>
-    <w:lsdException w:name="heading 2" w:semiHidden="1" w:unhideWhenUsed="1" w:qFormat="1"/>
-    <w:lsdException w:name="heading 3" w:semiHidden="1" w:unhideWhenUsed="1" w:qFormat="1"/>
-    <w:lsdException w:name="heading 4" w:semiHidden="1" w:unhideWhenUsed="1" w:qFormat="1"/>
-    <w:lsdException w:name="heading 5" w:semiHidden="1" w:unhideWhenUsed="1" w:qFormat="1"/>
-    <w:lsdException w:name="heading 6" w:semiHidden="1" w:unhideWhenUsed="1" w:qFormat="1"/>
-    <w:lsdException w:name="heading 7" w:semiHidden="1" w:unhideWhenUsed="1" w:qFormat="1"/>
-    <w:lsdException w:name="heading 8" w:semiHidden="1" w:unhideWhenUsed="1" w:qFormat="1"/>
-    <w:lsdException w:name="heading 9" w:semiHidden="1" w:unhideWhenUsed="1" w:qFormat="1"/>
-    <w:lsdException w:name="index 1" w:semiHidden="1" w:unhideWhenUsed="1"/>
-    <w:lsdException w:name="index 2" w:semiHidden="1" w:unhideWhenUsed="1"/>
-    <w:lsdException w:name="index 3" w:semiHidden="1" w:unhideWhenUsed="1"/>
-    <w:lsdException w:name="index 4" w:semiHidden="1" w:unhideWhenUsed="1"/>
-    <w:lsdException w:name="index 5" w:semiHidden="1" w:unhideWhenUsed="1"/>
-    <w:lsdException w:name="index 6" w:semiHidden="1" w:unhideWhenUsed="1"/>
-    <w:lsdException w:name="index 7" w:semiHidden="1" w:unhideWhenUsed="1"/>
-    <w:lsdException w:name="index 8" w:semiHidden="1" w:unhideWhenUsed="1"/>
-    <w:lsdException w:name="index 9" w:semiHidden="1" w:unhideWhenUsed="1"/>
-    <w:lsdException w:name="toc 1" w:semiHidden="1" w:unhideWhenUsed="1"/>
-    <w:lsdException w:name="toc 2" w:semiHidden="1" w:unhideWhenUsed="1"/>
-    <w:lsdException w:name="toc 3" w:semiHidden="1" w:unhideWhenUsed="1"/>
-    <w:lsdException w:name="toc 4" w:semiHidden="1" w:unhideWhenUsed="1"/>
-    <w:lsdException w:name="toc 5" w:semiHidden="1" w:unhideWhenUsed="1"/>
-    <w:lsdException w:name="toc 6" w:semiHidden="1" w:unhideWhenUsed="1"/>
-    <w:lsdException w:name="toc 7" w:semiHidden="1" w:unhideWhenUsed="1"/>
-    <w:lsdException w:name="toc 8" w:semiHidden="1" w:unhideWhenUsed="1"/>
-    <w:lsdException w:name="toc 9" w:semiHidden="1" w:unhideWhenUsed="1"/>
-    <w:lsdException w:name="Normal Indent" w:semiHidden="1" w:unhideWhenUsed="1"/>
-    <w:lsdException w:name="footnote text" w:semiHidden="1" w:unhideWhenUsed="1"/>
-    <w:lsdException w:name="annotation text" w:semiHidden="1" w:unhideWhenUsed="1"/>
-    <w:lsdException w:name="header" w:semiHidden="1" w:unhideWhenUsed="1"/>
-    <w:lsdException w:name="footer" w:semiHidden="1" w:unhideWhenUsed="1"/>
-    <w:lsdException w:name="index heading" w:semiHidden="1" w:unhideWhenUsed="1"/>
-    <w:lsdException w:name="caption" w:semiHidden="1" w:unhideWhenUsed="1" w:qFormat="1"/>
-    <w:lsdException w:name="table of figures" w:semiHidden="1" w:unhideWhenUsed="1"/>
-    <w:lsdException w:name="envelope address" w:semiHidden="1" w:unhideWhenUsed="1"/>
-    <w:lsdException w:name="envelope return" w:semiHidden="1" w:unhideWhenUsed="1"/>
-    <w:lsdException w:name="footnote reference" w:semiHidden="1" w:unhideWhenUsed="1"/>
-    <w:lsdException w:name="annotation reference" w:semiHidden="1" w:unhideWhenUsed="1"/>
-    <w:lsdException w:name="line number" w:semiHidden="1" w:unhideWhenUsed="1"/>
-    <w:lsdException w:name="page number" w:semiHidden="1" w:unhideWhenUsed="1"/>
-    <w:lsdException w:name="endnote reference" w:semiHidden="1" w:unhideWhenUsed="1"/>
-    <w:lsdException w:name="endnote text" w:semiHidden="1" w:unhideWhenUsed="1"/>
-    <w:lsdException w:name="table of authorities" w:semiHidden="1" w:unhideWhenUsed="1"/>
-    <w:lsdException w:name="macro" w:semiHidden="1" w:unhideWhenUsed="1"/>
-    <w:lsdException w:name="toa heading" w:semiHidden="1" w:unhideWhenUsed="1"/>
-    <w:lsdException w:name="List" w:semiHidden="1" w:unhideWhenUsed="1"/>
-    <w:lsdException w:name="List Bullet" w:semiHidden="1" w:unhideWhenUsed="1"/>
-    <w:lsdException w:name="List 2" w:semiHidden="1" w:unhideWhenUsed="1"/>
-    <w:lsdException w:name="List 3" w:semiHidden="1" w:unhideWhenUsed="1"/>
-    <w:lsdException w:name="List Bullet 2" w:semiHidden="1" w:unhideWhenUsed="1"/>
-    <w:lsdException w:name="List Bullet 3" w:semiHidden="1" w:unhideWhenUsed="1"/>
-    <w:lsdException w:name="List Bullet 4" w:semiHidden="1" w:unhideWhenUsed="1"/>
-    <w:lsdException w:name="List Bullet 5" w:semiHidden="1" w:unhideWhenUsed="1"/>
-    <w:lsdException w:name="List Number 2" w:semiHidden="1" w:unhideWhenUsed="1"/>
-    <w:lsdException w:name="List Number 3" w:semiHidden="1" w:unhideWhenUsed="1"/>
-    <w:lsdException w:name="List Number 4" w:semiHidden="1" w:unhideWhenUsed="1"/>
-    <w:lsdException w:name="List Number 5" w:semiHidden="1" w:unhideWhenUsed="1"/>
-    <w:lsdException w:name="Title" w:qFormat="1"/>
-    <w:lsdException w:name="Closing" w:semiHidden="1" w:unhideWhenUsed="1"/>
-    <w:lsdException w:name="Signature" w:semiHidden="1" w:unhideWhenUsed="1"/>
-    <w:lsdException w:name="Default Paragraph Font" w:semiHidden="1" w:unhideWhenUsed="1"/>
-    <w:lsdException w:name="Body Text" w:semiHidden="1" w:unhideWhenUsed="1"/>
-    <w:lsdException w:name="Body Text Indent" w:semiHidden="1" w:unhideWhenUsed="1"/>
-    <w:lsdException w:name="List Continue" w:semiHidden="1" w:unhideWhenUsed="1"/>
-    <w:lsdException w:name="List Continue 2" w:semiHidden="1" w:unhideWhenUsed="1"/>
-    <w:lsdException w:name="List Continue 3" w:semiHidden="1" w:unhideWhenUsed="1"/>
-    <w:lsdException w:name="List Continue 4" w:semiHidden="1" w:unhideWhenUsed="1"/>
-    <w:lsdException w:name="List Continue 5" w:semiHidden="1" w:unhideWhenUsed="1"/>
-    <w:lsdException w:name="Message Header" w:semiHidden="1" w:unhideWhenUsed="1"/>
-    <w:lsdException w:name="Subtitle" w:qFormat="1"/>
-    <w:lsdException w:name="Body Text First Indent 2" w:semiHidden="1" w:unhideWhenUsed="1"/>
-    <w:lsdException w:name="Note Heading" w:semiHidden="1" w:unhideWhenUsed="1"/>
-    <w:lsdException w:name="Body Text 2" w:semiHidden="1" w:unhideWhenUsed="1"/>
-    <w:lsdException w:name="Body Text 3" w:semiHidden="1" w:unhideWhenUsed="1"/>
-    <w:lsdException w:name="Body Text Indent 2" w:semiHidden="1" w:unhideWhenUsed="1"/>
-    <w:lsdException w:name="Body Text Indent 3" w:semiHidden="1" w:unhideWhenUsed="1"/>
-    <w:lsdException w:name="Block Text" w:semiHidden="1" w:unhideWhenUsed="1"/>
-    <w:lsdException w:name="Hyperlink" w:semiHidden="1" w:unhideWhenUsed="1"/>
-    <w:lsdException w:name="FollowedHyperlink" w:semiHidden="1" w:unhideWhenUsed="1"/>
-    <w:lsdException w:name="Strong" w:qFormat="1"/>
-    <w:lsdException w:name="Emphasis" w:qFormat="1"/>
-    <w:lsdException w:name="Document Map" w:semiHidden="1" w:unhideWhenUsed="1"/>
-    <w:lsdException w:name="Plain Text" w:semiHidden="1" w:unhideWhenUsed="1"/>
-    <w:lsdException w:name="E-mail Signature" w:semiHidden="1" w:unhideWhenUsed="1"/>
-    <w:lsdException w:name="HTML Top of Form" w:semiHidden="1" w:unhideWhenUsed="1"/>
-    <w:lsdException w:name="HTML Bottom of Form" w:semiHidden="1" w:unhideWhenUsed="1"/>
-    <w:lsdException w:name="Normal (Web)" w:semiHidden="1" w:unhideWhenUsed="1"/>
-    <w:lsdException w:name="HTML Acronym" w:semiHidden="1" w:unhideWhenUsed="1"/>
-    <w:lsdException w:name="HTML Address" w:semiHidden="1" w:unhideWhenUsed="1"/>
-    <w:lsdException w:name="HTML Cite" w:semiHidden="1" w:unhideWhenUsed="1"/>
-    <w:lsdException w:name="HTML Code" w:semiHidden="1" w:unhideWhenUsed="1"/>
-    <w:lsdException w:name="HTML Definition" w:semiHidden="1" w:unhideWhenUsed="1"/>
-    <w:lsdException w:name="HTML Keyboard" w:semiHidden="1" w:unhideWhenUsed="1"/>
-    <w:lsdException w:name="HTML Preformatted" w:semiHidden="1" w:unhideWhenUsed="1"/>
-    <w:lsdException w:name="HTML Sample" w:semiHidden="1" w:unhideWhenUsed="1"/>
-    <w:lsdException w:name="HTML Typewriter" w:semiHidden="1" w:unhideWhenUsed="1"/>
-    <w:lsdException w:name="HTML Variable" w:semiHidden="1" w:unhideWhenUsed="1"/>
-    <w:lsdException w:name="Normal Table" w:semiHidden="1" w:unhideWhenUsed="1"/>
-    <w:lsdException w:name="annotation subject" w:semiHidden="1" w:unhideWhenUsed="1"/>
-    <w:lsdException w:name="No List" w:semiHidden="1" w:unhideWhenUsed="1"/>
-    <w:lsdException w:name="Outline List 1" w:semiHidden="1" w:unhideWhenUsed="1"/>
-    <w:lsdException w:name="Outline List 2" w:semiHidden="1" w:unhideWhenUsed="1"/>
-    <w:lsdException w:name="Outline List 3" w:semiHidden="1" w:unhideWhenUsed="1"/>
-    <w:lsdException w:name="Table Simple 1" w:semiHidden="1" w:unhideWhenUsed="1"/>
-    <w:lsdException w:name="Table Simple 2" w:semiHidden="1" w:unhideWhenUsed="1"/>
-    <w:lsdException w:name="Table Simple 3" w:semiHidden="1" w:unhideWhenUsed="1"/>
-    <w:lsdException w:name="Table Classic 1" w:semiHidden="1" w:unhideWhenUsed="1"/>
-    <w:lsdException w:name="Table Classic 2" w:semiHidden="1" w:unhideWhenUsed="1"/>
-    <w:lsdException w:name="Table Classic 3" w:semiHidden="1" w:unhideWhenUsed="1"/>
-    <w:lsdException w:name="Table Classic 4" w:semiHidden="1" w:unhideWhenUsed="1"/>
-    <w:lsdException w:name="Table Colorful 1" w:semiHidden="1" w:unhideWhenUsed="1"/>
-    <w:lsdException w:name="Table Colorful 2" w:semiHidden="1" w:unhideWhenUsed="1"/>
-    <w:lsdException w:name="Table Colorful 3" w:semiHidden="1" w:unhideWhenUsed="1"/>
-    <w:lsdException w:name="Table Columns 1" w:semiHidden="1" w:unhideWhenUsed="1"/>
-    <w:lsdException w:name="Table Columns 2" w:semiHidden="1" w:unhideWhenUsed="1"/>
-    <w:lsdException w:name="Table Columns 3" w:semiHidden="1" w:unhideWhenUsed="1"/>
-    <w:lsdException w:name="Table Columns 4" w:semiHidden="1" w:unhideWhenUsed="1"/>
-    <w:lsdException w:name="Table Columns 5" w:semiHidden="1" w:unhideWhenUsed="1"/>
-    <w:lsdException w:name="Table Grid 1" w:semiHidden="1" w:unhideWhenUsed="1"/>
-    <w:lsdException w:name="Table Grid 2" w:semiHidden="1" w:unhideWhenUsed="1"/>
-    <w:lsdException w:name="Table Grid 3" w:semiHidden="1" w:unhideWhenUsed="1"/>
-    <w:lsdException w:name="Table Grid 4" w:semiHidden="1" w:unhideWhenUsed="1"/>
-    <w:lsdException w:name="Table Grid 5" w:semiHidden="1" w:unhideWhenUsed="1"/>
-    <w:lsdException w:name="Table Grid 6" w:semiHidden="1" w:unhideWhenUsed="1"/>
-    <w:lsdException w:name="Table Grid 7" w:semiHidden="1" w:unhideWhenUsed="1"/>
-    <w:lsdException w:name="Table Grid 8" w:semiHidden="1" w:unhideWhenUsed="1"/>
-    <w:lsdException w:name="Table List 1" w:semiHidden="1" w:unhideWhenUsed="1"/>
-    <w:lsdException w:name="Table List 2" w:semiHidden="1" w:unhideWhenUsed="1"/>
-    <w:lsdException w:name="Table List 3" w:semiHidden="1" w:unhideWhenUsed="1"/>
-    <w:lsdException w:name="Table List 4" w:semiHidden="1" w:unhideWhenUsed="1"/>
-    <w:lsdException w:name="Table List 5" w:semiHidden="1" w:unhideWhenUsed="1"/>
-    <w:lsdException w:name="Table List 6" w:semiHidden="1" w:unhideWhenUsed="1"/>
-    <w:lsdException w:name="Table List 7" w:semiHidden="1" w:unhideWhenUsed="1"/>
-    <w:lsdException w:name="Table List 8" w:semiHidden="1" w:unhideWhenUsed="1"/>
-    <w:lsdException w:name="Table 3D effects 1" w:semiHidden="1" w:unhideWhenUsed="1"/>
-    <w:lsdException w:name="Table 3D effects 2" w:semiHidden="1" w:unhideWhenUsed="1"/>
-    <w:lsdException w:name="Table 3D effects 3" w:semiHidden="1" w:unhideWhenUsed="1"/>
-    <w:lsdException w:name="Table Contemporary" w:semiHidden="1" w:unhideWhenUsed="1"/>
-    <w:lsdException w:name="Table Elegant" w:semiHidden="1" w:unhideWhenUsed="1"/>
-    <w:lsdException w:name="Table Professional" w:semiHidden="1" w:unhideWhenUsed="1"/>
-    <w:lsdException w:name="Table Subtle 1" w:semiHidden="1" w:unhideWhenUsed="1"/>
-    <w:lsdException w:name="Table Subtle 2" w:semiHidden="1" w:unhideWhenUsed="1"/>
-    <w:lsdException w:name="Table Web 1" w:semiHidden="1" w:unhideWhenUsed="1"/>
-    <w:lsdException w:name="Table Web 2" w:semiHidden="1" w:unhideWhenUsed="1"/>
-    <w:lsdException w:name="Table Web 3" w:semiHidden="1" w:unhideWhenUsed="1"/>
-    <w:lsdException w:name="Balloon Text" w:semiHidden="1" w:unhideWhenUsed="1"/>
-    <w:lsdException w:name="Table Grid" w:semiHidden="1" w:unhideWhenUsed="1"/>
-    <w:lsdException w:name="Table Theme" w:semiHidden="1" w:unhideWhenUsed="1"/>
-    <w:lsdException w:name="Placeholder Text" w:semiHidden="1" w:uiPriority="99"/>
-    <w:lsdException w:name="No Spacing" w:uiPriority="1" w:qFormat="1"/>
-    <w:lsdException w:name="Light Shading" w:uiPriority="60"/>
-    <w:lsdException w:name="Light List" w:uiPriority="61"/>
-    <w:lsdException w:name="Light Grid" w:uiPriority="62"/>
-    <w:lsdException w:name="Medium Shading 1" w:uiPriority="63"/>
-    <w:lsdException w:name="Medium Shading 2" w:uiPriority="64"/>
-    <w:lsdException w:name="Medium List 1" w:uiPriority="65"/>
-    <w:lsdException w:name="Medium List 2" w:uiPriority="66"/>
-    <w:lsdException w:name="Medium Grid 1" w:uiPriority="67"/>
-    <w:lsdException w:name="Medium Grid 2" w:uiPriority="68"/>
-    <w:lsdException w:name="Medium Grid 3" w:uiPriority="69"/>
-    <w:lsdException w:name="Dark List" w:uiPriority="70"/>
-    <w:lsdException w:name="Colorful Shading" w:uiPriority="71"/>
-    <w:lsdException w:name="Colorful List" w:uiPriority="72"/>
-    <w:lsdException w:name="Colorful Grid" w:uiPriority="73"/>
-    <w:lsdException w:name="Light Shading Accent 1" w:uiPriority="60"/>
-    <w:lsdException w:name="Light List Accent 1" w:uiPriority="61"/>
-    <w:lsdException w:name="Light Grid Accent 1" w:uiPriority="62"/>
-    <w:lsdException w:name="Medium Shading 1 Accent 1" w:uiPriority="63"/>
-    <w:lsdException w:name="Medium Shading 2 Accent 1" w:uiPriority="64"/>
-    <w:lsdException w:name="Medium List 1 Accent 1" w:uiPriority="65"/>
-    <w:lsdException w:name="Revision" w:semiHidden="1" w:uiPriority="99"/>
-    <w:lsdException w:name="List Paragraph" w:uiPriority="34" w:qFormat="1"/>
-    <w:lsdException w:name="Quote" w:uiPriority="29" w:qFormat="1"/>
-    <w:lsdException w:name="Intense Quote" w:uiPriority="30" w:qFormat="1"/>
-    <w:lsdException w:name="Medium List 2 Accent 1" w:uiPriority="66"/>
-    <w:lsdException w:name="Medium Grid 1 Accent 1" w:uiPriority="67"/>
-    <w:lsdException w:name="Medium Grid 2 Accent 1" w:uiPriority="68"/>
-    <w:lsdException w:name="Medium Grid 3 Accent 1" w:uiPriority="69"/>
-    <w:lsdException w:name="Dark List Accent 1" w:uiPriority="70"/>
-    <w:lsdException w:name="Colorful Shading Accent 1" w:uiPriority="71"/>
-    <w:lsdException w:name="Colorful List Accent 1" w:uiPriority="72"/>
-    <w:lsdException w:name="Colorful Grid Accent 1" w:uiPriority="73"/>
-    <w:lsdException w:name="Light Shading Accent 2" w:uiPriority="60"/>
-    <w:lsdException w:name="Light List Accent 2" w:uiPriority="61"/>
-    <w:lsdException w:name="Light Grid Accent 2" w:uiPriority="62"/>
-    <w:lsdException w:name="Medium Shading 1 Accent 2" w:uiPriority="63"/>
-    <w:lsdException w:name="Medium Shading 2 Accent 2" w:uiPriority="64"/>
-    <w:lsdException w:name="Medium List 1 Accent 2" w:uiPriority="65"/>
-    <w:lsdException w:name="Medium List 2 Accent 2" w:uiPriority="66"/>
-    <w:lsdException w:name="Medium Grid 1 Accent 2" w:uiPriority="67"/>
-    <w:lsdException w:name="Medium Grid 2 Accent 2" w:uiPriority="68"/>
-    <w:lsdException w:name="Medium Grid 3 Accent 2" w:uiPriority="69"/>
-    <w:lsdException w:name="Dark List Accent 2" w:uiPriority="70"/>
-    <w:lsdException w:name="Colorful Shading Accent 2" w:uiPriority="71"/>
-    <w:lsdException w:name="Colorful List Accent 2" w:uiPriority="72"/>
-    <w:lsdException w:name="Colorful Grid Accent 2" w:uiPriority="73"/>
-    <w:lsdException w:name="Light Shading Accent 3" w:uiPriority="60"/>
-    <w:lsdException w:name="Light List Accent 3" w:uiPriority="61"/>
-    <w:lsdException w:name="Light Grid Accent 3" w:uiPriority="62"/>
-    <w:lsdException w:name="Medium Shading 1 Accent 3" w:uiPriority="63"/>
-    <w:lsdException w:name="Medium Shading 2 Accent 3" w:uiPriority="64"/>
-    <w:lsdException w:name="Medium List 1 Accent 3" w:uiPriority="65"/>
-    <w:lsdException w:name="Medium List 2 Accent 3" w:uiPriority="66"/>
-    <w:lsdException w:name="Medium Grid 1 Accent 3" w:uiPriority="67"/>
-    <w:lsdException w:name="Medium Grid 2 Accent 3" w:uiPriority="68"/>
-    <w:lsdException w:name="Medium Grid 3 Accent 3" w:uiPriority="69"/>
-    <w:lsdException w:name="Dark List Accent 3" w:uiPriority="70"/>
-    <w:lsdException w:name="Colorful Shading Accent 3" w:uiPriority="71"/>
-    <w:lsdException w:name="Colorful List Accent 3" w:uiPriority="72"/>
-    <w:lsdException w:name="Colorful Grid Accent 3" w:uiPriority="73"/>
-    <w:lsdException w:name="Light Shading Accent 4" w:uiPriority="60"/>
-    <w:lsdException w:name="Light List Accent 4" w:uiPriority="61"/>
-    <w:lsdException w:name="Light Grid Accent 4" w:uiPriority="62"/>
-    <w:lsdException w:name="Medium Shading 1 Accent 4" w:uiPriority="63"/>
-    <w:lsdException w:name="Medium Shading 2 Accent 4" w:uiPriority="64"/>
-    <w:lsdException w:name="Medium List 1 Accent 4" w:uiPriority="65"/>
-    <w:lsdException w:name="Medium List 2 Accent 4" w:uiPriority="66"/>
-    <w:lsdException w:name="Medium Grid 1 Accent 4" w:uiPriority="67"/>
-    <w:lsdException w:name="Medium Grid 2 Accent 4" w:uiPriority="68"/>
-    <w:lsdException w:name="Medium Grid 3 Accent 4" w:uiPriority="69"/>
-    <w:lsdException w:name="Dark List Accent 4" w:uiPriority="70"/>
-    <w:lsdException w:name="Colorful Shading Accent 4" w:uiPriority="71"/>
-    <w:lsdException w:name="Colorful List Accent 4" w:uiPriority="72"/>
-    <w:lsdException w:name="Colorful Grid Accent 4" w:uiPriority="73"/>
-    <w:lsdException w:name="Light Shading Accent 5" w:uiPriority="60"/>
-    <w:lsdException w:name="Light List Accent 5" w:uiPriority="61"/>
-    <w:lsdException w:name="Light Grid Accent 5" w:uiPriority="62"/>
-    <w:lsdException w:name="Medium Shading 1 Accent 5" w:uiPriority="63"/>
-    <w:lsdException w:name="Medium Shading 2 Accent 5" w:uiPriority="64"/>
-    <w:lsdException w:name="Medium List 1 Accent 5" w:uiPriority="65"/>
-    <w:lsdException w:name="Medium List 2 Accent 5" w:uiPriority="66"/>
-    <w:lsdException w:name="Medium Grid 1 Accent 5" w:uiPriority="67"/>
-    <w:lsdException w:name="Medium Grid 2 Accent 5" w:uiPriority="68"/>
-    <w:lsdException w:name="Medium Grid 3 Accent 5" w:uiPriority="69"/>
-    <w:lsdException w:name="Dark List Accent 5" w:uiPriority="70"/>
-    <w:lsdException w:name="Colorful Shading Accent 5" w:uiPriority="71"/>
-    <w:lsdException w:name="Colorful List Accent 5" w:uiPriority="72"/>
-    <w:lsdException w:name="Colorful Grid Accent 5" w:uiPriority="73"/>
-    <w:lsdException w:name="Light Shading Accent 6" w:uiPriority="60"/>
-    <w:lsdException w:name="Light List Accent 6" w:uiPriority="61"/>
-    <w:lsdException w:name="Light Grid Accent 6" w:uiPriority="62"/>
-    <w:lsdException w:name="Medium Shading 1 Accent 6" w:uiPriority="63"/>
-    <w:lsdException w:name="Medium Shading 2 Accent 6" w:uiPriority="64"/>
-    <w:lsdException w:name="Medium List 1 Accent 6" w:uiPriority="65"/>
-    <w:lsdException w:name="Medium List 2 Accent 6" w:uiPriority="66"/>
-    <w:lsdException w:name="Medium Grid 1 Accent 6" w:uiPriority="67"/>
-    <w:lsdException w:name="Medium Grid 2 Accent 6" w:uiPriority="68"/>
-    <w:lsdException w:name="Medium Grid 3 Accent 6" w:uiPriority="69"/>
-    <w:lsdException w:name="Dark List Accent 6" w:uiPriority="70"/>
-    <w:lsdException w:name="Colorful Shading Accent 6" w:uiPriority="71"/>
-    <w:lsdException w:name="Colorful List Accent 6" w:uiPriority="72"/>
-    <w:lsdException w:name="Colorful Grid Accent 6" w:uiPriority="73"/>
-    <w:lsdException w:name="Subtle Emphasis" w:uiPriority="19" w:qFormat="1"/>
-    <w:lsdException w:name="Intense Emphasis" w:uiPriority="21" w:qFormat="1"/>
-    <w:lsdException w:name="Subtle Reference" w:uiPriority="31" w:qFormat="1"/>
-    <w:lsdException w:name="Intense Reference" w:uiPriority="32" w:qFormat="1"/>
-    <w:lsdException w:name="Book Title" w:uiPriority="33" w:qFormat="1"/>
-    <w:lsdException w:name="Bibliography" w:semiHidden="1" w:uiPriority="37" w:unhideWhenUsed="1"/>
-    <w:lsdException w:name="TOC Heading" w:semiHidden="1" w:uiPriority="39" w:unhideWhenUsed="1" w:qFormat="1"/>
-    <w:lsdException w:name="Plain Table 1" w:uiPriority="41"/>
-    <w:lsdException w:name="Plain Table 2" w:uiPriority="42"/>
-    <w:lsdException w:name="Plain Table 3" w:uiPriority="43"/>
-    <w:lsdException w:name="Plain Table 4" w:uiPriority="44"/>
-    <w:lsdException w:name="Plain Table 5" w:uiPriority="45"/>
-    <w:lsdException w:name="Grid Table Light" w:uiPriority="40"/>
-    <w:lsdException w:name="Grid Table 1 Light" w:uiPriority="46"/>
-    <w:lsdException w:name="Grid Table 2" w:uiPriority="47"/>
-    <w:lsdException w:name="Grid Table 3" w:uiPriority="48"/>
-    <w:lsdException w:name="Grid Table 4" w:uiPriority="49"/>
-    <w:lsdException w:name="Grid Table 5 Dark" w:uiPriority="50"/>
-    <w:lsdException w:name="Grid Table 6 Colorful" w:uiPriority="51"/>
-    <w:lsdException w:name="Grid Table 7 Colorful" w:uiPriority="52"/>
-    <w:lsdException w:name="Grid Table 1 Light Accent 1" w:uiPriority="46"/>
-    <w:lsdException w:name="Grid Table 2 Accent 1" w:uiPriority="47"/>
-    <w:lsdException w:name="Grid Table 3 Accent 1" w:uiPriority="48"/>
-    <w:lsdException w:name="Grid Table 4 Accent 1" w:uiPriority="49"/>
-    <w:lsdException w:name="Grid Table 5 Dark Accent 1" w:uiPriority="50"/>
-    <w:lsdException w:name="Grid Table 6 Colorful Accent 1" w:uiPriority="51"/>
-    <w:lsdException w:name="Grid Table 7 Colorful Accent 1" w:uiPriority="52"/>
-    <w:lsdException w:name="Grid Table 1 Light Accent 2" w:uiPriority="46"/>
-    <w:lsdException w:name="Grid Table 2 Accent 2" w:uiPriority="47"/>
-    <w:lsdException w:name="Grid Table 3 Accent 2" w:uiPriority="48"/>
-    <w:lsdException w:name="Grid Table 4 Accent 2" w:uiPriority="49"/>
-    <w:lsdException w:name="Grid Table 5 Dark Accent 2" w:uiPriority="50"/>
-    <w:lsdException w:name="Grid Table 6 Colorful Accent 2" w:uiPriority="51"/>
-    <w:lsdException w:name="Grid Table 7 Colorful Accent 2" w:uiPriority="52"/>
-    <w:lsdException w:name="Grid Table 1 Light Accent 3" w:uiPriority="46"/>
-    <w:lsdException w:name="Grid Table 2 Accent 3" w:uiPriority="47"/>
-    <w:lsdException w:name="Grid Table 3 Accent 3" w:uiPriority="48"/>
-    <w:lsdException w:name="Grid Table 4 Accent 3" w:uiPriority="49"/>
-    <w:lsdException w:name="Grid Table 5 Dark Accent 3" w:uiPriority="50"/>
-    <w:lsdException w:name="Grid Table 6 Colorful Accent 3" w:uiPriority="51"/>
-    <w:lsdException w:name="Grid Table 7 Colorful Accent 3" w:uiPriority="52"/>
-    <w:lsdException w:name="Grid Table 1 Light Accent 4" w:uiPriority="46"/>
-    <w:lsdException w:name="Grid Table 2 Accent 4" w:uiPriority="47"/>
-    <w:lsdException w:name="Grid Table 3 Accent 4" w:uiPriority="48"/>
-    <w:lsdException w:name="Grid Table 4 Accent 4" w:uiPriority="49"/>
-    <w:lsdException w:name="Grid Table 5 Dark Accent 4" w:uiPriority="50"/>
-    <w:lsdException w:name="Grid Table 6 Colorful Accent 4" w:uiPriority="51"/>
-    <w:lsdException w:name="Grid Table 7 Colorful Accent 4" w:uiPriority="52"/>
-    <w:lsdException w:name="Grid Table 1 Light Accent 5" w:uiPriority="46"/>
-    <w:lsdException w:name="Grid Table 2 Accent 5" w:uiPriority="47"/>
-    <w:lsdException w:name="Grid Table 3 Accent 5" w:uiPriority="48"/>
-    <w:lsdException w:name="Grid Table 4 Accent 5" w:uiPriority="49"/>
-    <w:lsdException w:name="Grid Table 5 Dark Accent 5" w:uiPriority="50"/>
-    <w:lsdException w:name="Grid Table 6 Colorful Accent 5" w:uiPriority="51"/>
-    <w:lsdException w:name="Grid Table 7 Colorful Accent 5" w:uiPriority="52"/>
-    <w:lsdException w:name="Grid Table 1 Light Accent 6" w:uiPriority="46"/>
-    <w:lsdException w:name="Grid Table 2 Accent 6" w:uiPriority="47"/>
-    <w:lsdException w:name="Grid Table 3 Accent 6" w:uiPriority="48"/>
-    <w:lsdException w:name="Grid Table 4 Accent 6" w:uiPriority="49"/>
-    <w:lsdException w:name="Grid Table 5 Dark Accent 6" w:uiPriority="50"/>
-    <w:lsdException w:name="Grid Table 6 Colorful Accent 6" w:uiPriority="51"/>
-    <w:lsdException w:name="Grid Table 7 Colorful Accent 6" w:uiPriority="52"/>
-    <w:lsdException w:name="List Table 1 Light" w:uiPriority="46"/>
-    <w:lsdException w:name="List Table 2" w:uiPriority="47"/>
-    <w:lsdException w:name="List Table 3" w:uiPriority="48"/>
-    <w:lsdException w:name="List Table 4" w:uiPriority="49"/>
-    <w:lsdException w:name="List Table 5 Dark" w:uiPriority="50"/>
-    <w:lsdException w:name="List Table 6 Colorful" w:uiPriority="51"/>
-    <w:lsdException w:name="List Table 7 Colorful" w:uiPriority="52"/>
-    <w:lsdException w:name="List Table 1 Light Accent 1" w:uiPriority="46"/>
-    <w:lsdException w:name="List Table 2 Accent 1" w:uiPriority="47"/>
-    <w:lsdException w:name="List Table 3 Accent 1" w:uiPriority="48"/>
-    <w:lsdException w:name="List Table 4 Accent 1" w:uiPriority="49"/>
-    <w:lsdException w:name="List Table 5 Dark Accent 1" w:uiPriority="50"/>
-    <w:lsdException w:name="List Table 6 Colorful Accent 1" w:uiPriority="51"/>
-    <w:lsdException w:name="List Table 7 Colorful Accent 1" w:uiPriority="52"/>
-    <w:lsdException w:name="List Table 1 Light Accent 2" w:uiPriority="46"/>
-    <w:lsdException w:name="List Table 2 Accent 2" w:uiPriority="47"/>
-    <w:lsdException w:name="List Table 3 Accent 2" w:uiPriority="48"/>
-    <w:lsdException w:name="List Table 4 Accent 2" w:uiPriority="49"/>
-    <w:lsdException w:name="List Table 5 Dark Accent 2" w:uiPriority="50"/>
-    <w:lsdException w:name="List Table 6 Colorful Accent 2" w:uiPriority="51"/>
-    <w:lsdException w:name="List Table 7 Colorful Accent 2" w:uiPriority="52"/>
-    <w:lsdException w:name="List Table 1 Light Accent 3" w:uiPriority="46"/>
-    <w:lsdException w:name="List Table 2 Accent 3" w:uiPriority="47"/>
-    <w:lsdException w:name="List Table 3 Accent 3" w:uiPriority="48"/>
-    <w:lsdException w:name="List Table 4 Accent 3" w:uiPriority="49"/>
-    <w:lsdException w:name="List Table 5 Dark Accent 3" w:uiPriority="50"/>
-    <w:lsdException w:name="List Table 6 Colorful Accent 3" w:uiPriority="51"/>
-    <w:lsdException w:name="List Table 7 Colorful Accent 3" w:uiPriority="52"/>
-    <w:lsdException w:name="List Table 1 Light Accent 4" w:uiPriority="46"/>
-    <w:lsdException w:name="List Table 2 Accent 4" w:uiPriority="47"/>
-    <w:lsdException w:name="List Table 3 Accent 4" w:uiPriority="48"/>
-    <w:lsdException w:name="List Table 4 Accent 4" w:uiPriority="49"/>
-    <w:lsdException w:name="List Table 5 Dark Accent 4" w:uiPriority="50"/>
-    <w:lsdException w:name="List Table 6 Colorful Accent 4" w:uiPriority="51"/>
-    <w:lsdException w:name="List Table 7 Colorful Accent 4" w:uiPriority="52"/>
-    <w:lsdException w:name="List Table 1 Light Accent 5" w:uiPriority="46"/>
-    <w:lsdException w:name="List Table 2 Accent 5" w:uiPriority="47"/>
-    <w:lsdException w:name="List Table 3 Accent 5" w:uiPriority="48"/>
-    <w:lsdException w:name="List Table 4 Accent 5" w:uiPriority="49"/>
-    <w:lsdException w:name="List Table 5 Dark Accent 5" w:uiPriority="50"/>
-    <w:lsdException w:name="List Table 6 Colorful Accent 5" w:uiPriority="51"/>
-    <w:lsdException w:name="List Table 7 Colorful Accent 5" w:uiPriority="52"/>
-    <w:lsdException w:name="List Table 1 Light Accent 6" w:uiPriority="46"/>
-    <w:lsdException w:name="List Table 2 Accent 6" w:uiPriority="47"/>
-    <w:lsdException w:name="List Table 3 Accent 6" w:uiPriority="48"/>
-    <w:lsdException w:name="List Table 4 Accent 6" w:uiPriority="49"/>
-    <w:lsdException w:name="List Table 5 Dark Accent 6" w:uiPriority="50"/>
-    <w:lsdException w:name="List Table 6 Colorful Accent 6" w:uiPriority="51"/>
-    <w:lsdException w:name="List Table 7 Colorful Accent 6" w:uiPriority="52"/>
-    <w:lsdException w:name="Mention" w:semiHidden="1" w:uiPriority="99" w:unhideWhenUsed="1"/>
-    <w:lsdException w:name="Smart Hyperlink" w:semiHidden="1" w:uiPriority="99" w:unhideWhenUsed="1"/>
-    <w:lsdException w:name="Hashtag" w:semiHidden="1" w:uiPriority="99" w:unhideWhenUsed="1"/>
-    <w:lsdException w:name="Unresolved Mention" w:semiHidden="1" w:uiPriority="99" w:unhideWhenUsed="1"/>
-    <w:lsdException w:name="Smart Link" w:semiHidden="1" w:uiPriority="99" w:unhideWhenUsed="1"/>
+  <w:latentStyles w:defLockedState="0" w:defUIPriority="0" w:defSemiHidden="1" w:defUnhideWhenUsed="1" w:defQFormat="0" w:count="267">
+    <w:lsdException w:name="Normal" w:semiHidden="0" w:unhideWhenUsed="0" w:qFormat="1"/>
+    <w:lsdException w:name="heading 1" w:semiHidden="0" w:unhideWhenUsed="0" w:qFormat="1"/>
+    <w:lsdException w:name="heading 2" w:qFormat="1"/>
+    <w:lsdException w:name="heading 3" w:qFormat="1"/>
+    <w:lsdException w:name="heading 4" w:qFormat="1"/>
+    <w:lsdException w:name="heading 5" w:qFormat="1"/>
+    <w:lsdException w:name="heading 6" w:qFormat="1"/>
+    <w:lsdException w:name="heading 7" w:qFormat="1"/>
+    <w:lsdException w:name="heading 8" w:qFormat="1"/>
+    <w:lsdException w:name="heading 9" w:qFormat="1"/>
+    <w:lsdException w:name="caption" w:qFormat="1"/>
+    <w:lsdException w:name="List Number" w:semiHidden="0" w:unhideWhenUsed="0"/>
+    <w:lsdException w:name="List 4" w:semiHidden="0" w:unhideWhenUsed="0"/>
+    <w:lsdException w:name="List 5" w:semiHidden="0" w:unhideWhenUsed="0"/>
+    <w:lsdException w:name="Title" w:semiHidden="0" w:unhideWhenUsed="0" w:qFormat="1"/>
+    <w:lsdException w:name="Subtitle" w:semiHidden="0" w:unhideWhenUsed="0" w:qFormat="1"/>
+    <w:lsdException w:name="Salutation" w:semiHidden="0" w:unhideWhenUsed="0"/>
+    <w:lsdException w:name="Date" w:semiHidden="0" w:unhideWhenUsed="0"/>
+    <w:lsdException w:name="Body Text First Indent" w:semiHidden="0" w:unhideWhenUsed="0"/>
+    <w:lsdException w:name="Strong" w:semiHidden="0" w:unhideWhenUsed="0" w:qFormat="1"/>
+    <w:lsdException w:name="Emphasis" w:semiHidden="0" w:unhideWhenUsed="0" w:qFormat="1"/>
+    <w:lsdException w:name="Table Grid" w:semiHidden="0" w:unhideWhenUsed="0"/>
+    <w:lsdException w:name="Placeholder Text" w:uiPriority="99" w:unhideWhenUsed="0"/>
+    <w:lsdException w:name="No Spacing" w:semiHidden="0" w:uiPriority="1" w:unhideWhenUsed="0" w:qFormat="1"/>
+    <w:lsdException w:name="Light Shading" w:semiHidden="0" w:uiPriority="60" w:unhideWhenUsed="0"/>
+    <w:lsdException w:name="Light List" w:semiHidden="0" w:uiPriority="61" w:unhideWhenUsed="0"/>
+    <w:lsdException w:name="Light Grid" w:semiHidden="0" w:uiPriority="62" w:unhideWhenUsed="0"/>
+    <w:lsdException w:name="Medium Shading 1" w:semiHidden="0" w:uiPriority="63" w:unhideWhenUsed="0"/>
+    <w:lsdException w:name="Medium Shading 2" w:semiHidden="0" w:uiPriority="64" w:unhideWhenUsed="0"/>
+    <w:lsdException w:name="Medium List 1" w:semiHidden="0" w:uiPriority="65" w:unhideWhenUsed="0"/>
+    <w:lsdException w:name="Medium List 2" w:semiHidden="0" w:uiPriority="66" w:unhideWhenUsed="0"/>
+    <w:lsdException w:name="Medium Grid 1" w:semiHidden="0" w:uiPriority="67" w:unhideWhenUsed="0"/>
+    <w:lsdException w:name="Medium Grid 2" w:semiHidden="0" w:uiPriority="68" w:unhideWhenUsed="0"/>
+    <w:lsdException w:name="Medium Grid 3" w:semiHidden="0" w:uiPriority="69" w:unhideWhenUsed="0"/>
+    <w:lsdException w:name="Dark List" w:semiHidden="0" w:uiPriority="70" w:unhideWhenUsed="0"/>
+    <w:lsdException w:name="Colorful Shading" w:semiHidden="0" w:uiPriority="71" w:unhideWhenUsed="0"/>
+    <w:lsdException w:name="Colorful List" w:semiHidden="0" w:uiPriority="72" w:unhideWhenUsed="0"/>
+    <w:lsdException w:name="Colorful Grid" w:semiHidden="0" w:uiPriority="73" w:unhideWhenUsed="0"/>
+    <w:lsdException w:name="Light Shading Accent 1" w:semiHidden="0" w:uiPriority="60" w:unhideWhenUsed="0"/>
+    <w:lsdException w:name="Light List Accent 1" w:semiHidden="0" w:uiPriority="61" w:unhideWhenUsed="0"/>
+    <w:lsdException w:name="Light Grid Accent 1" w:semiHidden="0" w:uiPriority="62" w:unhideWhenUsed="0"/>
+    <w:lsdException w:name="Medium Shading 1 Accent 1" w:semiHidden="0" w:uiPriority="63" w:unhideWhenUsed="0"/>
+    <w:lsdException w:name="Medium Shading 2 Accent 1" w:semiHidden="0" w:uiPriority="64" w:unhideWhenUsed="0"/>
+    <w:lsdException w:name="Medium List 1 Accent 1" w:semiHidden="0" w:uiPriority="65" w:unhideWhenUsed="0"/>
+    <w:lsdException w:name="Revision" w:uiPriority="99" w:unhideWhenUsed="0"/>
+    <w:lsdException w:name="List Paragraph" w:semiHidden="0" w:uiPriority="34" w:unhideWhenUsed="0" w:qFormat="1"/>
+    <w:lsdException w:name="Quote" w:semiHidden="0" w:uiPriority="29" w:unhideWhenUsed="0" w:qFormat="1"/>
+    <w:lsdException w:name="Intense Quote" w:semiHidden="0" w:uiPriority="30" w:unhideWhenUsed="0" w:qFormat="1"/>
+    <w:lsdException w:name="Medium List 2 Accent 1" w:semiHidden="0" w:uiPriority="66" w:unhideWhenUsed="0"/>
+    <w:lsdException w:name="Medium Grid 1 Accent 1" w:semiHidden="0" w:uiPriority="67" w:unhideWhenUsed="0"/>
+    <w:lsdException w:name="Medium Grid 2 Accent 1" w:semiHidden="0" w:uiPriority="68" w:unhideWhenUsed="0"/>
+    <w:lsdException w:name="Medium Grid 3 Accent 1" w:semiHidden="0" w:uiPriority="69" w:unhideWhenUsed="0"/>
+    <w:lsdException w:name="Dark List Accent 1" w:semiHidden="0" w:uiPriority="70" w:unhideWhenUsed="0"/>
+    <w:lsdException w:name="Colorful Shading Accent 1" w:semiHidden="0" w:uiPriority="71" w:unhideWhenUsed="0"/>
+    <w:lsdException w:name="Colorful List Accent 1" w:semiHidden="0" w:uiPriority="72" w:unhideWhenUsed="0"/>
+    <w:lsdException w:name="Colorful Grid Accent 1" w:semiHidden="0" w:uiPriority="73" w:unhideWhenUsed="0"/>
+    <w:lsdException w:name="Light Shading Accent 2" w:semiHidden="0" w:uiPriority="60" w:unhideWhenUsed="0"/>
+    <w:lsdException w:name="Light List Accent 2" w:semiHidden="0" w:uiPriority="61" w:unhideWhenUsed="0"/>
+    <w:lsdException w:name="Light Grid Accent 2" w:semiHidden="0" w:uiPriority="62" w:unhideWhenUsed="0"/>
+    <w:lsdException w:name="Medium Shading 1 Accent 2" w:semiHidden="0" w:uiPriority="63" w:unhideWhenUsed="0"/>
+    <w:lsdException w:name="Medium Shading 2 Accent 2" w:semiHidden="0" w:uiPriority="64" w:unhideWhenUsed="0"/>
+    <w:lsdException w:name="Medium List 1 Accent 2" w:semiHidden="0" w:uiPriority="65" w:unhideWhenUsed="0"/>
+    <w:lsdException w:name="Medium List 2 Accent 2" w:semiHidden="0" w:uiPriority="66" w:unhideWhenUsed="0"/>
+    <w:lsdException w:name="Medium Grid 1 Accent 2" w:semiHidden="0" w:uiPriority="67" w:unhideWhenUsed="0"/>
+    <w:lsdException w:name="Medium Grid 2 Accent 2" w:semiHidden="0" w:uiPriority="68" w:unhideWhenUsed="0"/>
+    <w:lsdException w:name="Medium Grid 3 Accent 2" w:semiHidden="0" w:uiPriority="69" w:unhideWhenUsed="0"/>
+    <w:lsdException w:name="Dark List Accent 2" w:semiHidden="0" w:uiPriority="70" w:unhideWhenUsed="0"/>
+    <w:lsdException w:name="Colorful Shading Accent 2" w:semiHidden="0" w:uiPriority="71" w:unhideWhenUsed="0"/>
+    <w:lsdException w:name="Colorful List Accent 2" w:semiHidden="0" w:uiPriority="72" w:unhideWhenUsed="0"/>
+    <w:lsdException w:name="Colorful Grid Accent 2" w:semiHidden="0" w:uiPriority="73" w:unhideWhenUsed="0"/>
+    <w:lsdException w:name="Light Shading Accent 3" w:semiHidden="0" w:uiPriority="60" w:unhideWhenUsed="0"/>
+    <w:lsdException w:name="Light List Accent 3" w:semiHidden="0" w:uiPriority="61" w:unhideWhenUsed="0"/>
+    <w:lsdException w:name="Light Grid Accent 3" w:semiHidden="0" w:uiPriority="62" w:unhideWhenUsed="0"/>
+    <w:lsdException w:name="Medium Shading 1 Accent 3" w:semiHidden="0" w:uiPriority="63" w:unhideWhenUsed="0"/>
+    <w:lsdException w:name="Medium Shading 2 Accent 3" w:semiHidden="0" w:uiPriority="64" w:unhideWhenUsed="0"/>
+    <w:lsdException w:name="Medium List 1 Accent 3" w:semiHidden="0" w:uiPriority="65" w:unhideWhenUsed="0"/>
+    <w:lsdException w:name="Medium List 2 Accent 3" w:semiHidden="0" w:uiPriority="66" w:unhideWhenUsed="0"/>
+    <w:lsdException w:name="Medium Grid 1 Accent 3" w:semiHidden="0" w:uiPriority="67" w:unhideWhenUsed="0"/>
+    <w:lsdException w:name="Medium Grid 2 Accent 3" w:semiHidden="0" w:uiPriority="68" w:unhideWhenUsed="0"/>
+    <w:lsdException w:name="Medium Grid 3 Accent 3" w:semiHidden="0" w:uiPriority="69" w:unhideWhenUsed="0"/>
+    <w:lsdException w:name="Dark List Accent 3" w:semiHidden="0" w:uiPriority="70" w:unhideWhenUsed="0"/>
+    <w:lsdException w:name="Colorful Shading Accent 3" w:semiHidden="0" w:uiPriority="71" w:unhideWhenUsed="0"/>
+    <w:lsdException w:name="Colorful List Accent 3" w:semiHidden="0" w:uiPriority="72" w:unhideWhenUsed="0"/>
+    <w:lsdException w:name="Colorful Grid Accent 3" w:semiHidden="0" w:uiPriority="73" w:unhideWhenUsed="0"/>
+    <w:lsdException w:name="Light Shading Accent 4" w:semiHidden="0" w:uiPriority="60" w:unhideWhenUsed="0"/>
+    <w:lsdException w:name="Light List Accent 4" w:semiHidden="0" w:uiPriority="61" w:unhideWhenUsed="0"/>
+    <w:lsdException w:name="Light Grid Accent 4" w:semiHidden="0" w:uiPriority="62" w:unhideWhenUsed="0"/>
+    <w:lsdException w:name="Medium Shading 1 Accent 4" w:semiHidden="0" w:uiPriority="63" w:unhideWhenUsed="0"/>
+    <w:lsdException w:name="Medium Shading 2 Accent 4" w:semiHidden="0" w:uiPriority="64" w:unhideWhenUsed="0"/>
+    <w:lsdException w:name="Medium List 1 Accent 4" w:semiHidden="0" w:uiPriority="65" w:unhideWhenUsed="0"/>
+    <w:lsdException w:name="Medium List 2 Accent 4" w:semiHidden="0" w:uiPriority="66" w:unhideWhenUsed="0"/>
+    <w:lsdException w:name="Medium Grid 1 Accent 4" w:semiHidden="0" w:uiPriority="67" w:unhideWhenUsed="0"/>
+    <w:lsdException w:name="Medium Grid 2 Accent 4" w:semiHidden="0" w:uiPriority="68" w:unhideWhenUsed="0"/>
+    <w:lsdException w:name="Medium Grid 3 Accent 4" w:semiHidden="0" w:uiPriority="69" w:unhideWhenUsed="0"/>
+    <w:lsdException w:name="Dark List Accent 4" w:semiHidden="0" w:uiPriority="70" w:unhideWhenUsed="0"/>
+    <w:lsdException w:name="Colorful Shading Accent 4" w:semiHidden="0" w:uiPriority="71" w:unhideWhenUsed="0"/>
+    <w:lsdException w:name="Colorful List Accent 4" w:semiHidden="0" w:uiPriority="72" w:unhideWhenUsed="0"/>
+    <w:lsdException w:name="Colorful Grid Accent 4" w:semiHidden="0" w:uiPriority="73" w:unhideWhenUsed="0"/>
+    <w:lsdException w:name="Light Shading Accent 5" w:semiHidden="0" w:uiPriority="60" w:unhideWhenUsed="0"/>
+    <w:lsdException w:name="Light List Accent 5" w:semiHidden="0" w:uiPriority="61" w:unhideWhenUsed="0"/>
+    <w:lsdException w:name="Light Grid Accent 5" w:semiHidden="0" w:uiPriority="62" w:unhideWhenUsed="0"/>
+    <w:lsdException w:name="Medium Shading 1 Accent 5" w:semiHidden="0" w:uiPriority="63" w:unhideWhenUsed="0"/>
+    <w:lsdException w:name="Medium Shading 2 Accent 5" w:semiHidden="0" w:uiPriority="64" w:unhideWhenUsed="0"/>
+    <w:lsdException w:name="Medium List 1 Accent 5" w:semiHidden="0" w:uiPriority="65" w:unhideWhenUsed="0"/>
+    <w:lsdException w:name="Medium List 2 Accent 5" w:semiHidden="0" w:uiPriority="66" w:unhideWhenUsed="0"/>
+    <w:lsdException w:name="Medium Grid 1 Accent 5" w:semiHidden="0" w:uiPriority="67" w:unhideWhenUsed="0"/>
+    <w:lsdException w:name="Medium Grid 2 Accent 5" w:semiHidden="0" w:uiPriority="68" w:unhideWhenUsed="0"/>
+    <w:lsdException w:name="Medium Grid 3 Accent 5" w:semiHidden="0" w:uiPriority="69" w:unhideWhenUsed="0"/>
+    <w:lsdException w:name="Dark List Accent 5" w:semiHidden="0" w:uiPriority="70" w:unhideWhenUsed="0"/>
+    <w:lsdException w:name="Colorful Shading Accent 5" w:semiHidden="0" w:uiPriority="71" w:unhideWhenUsed="0"/>
+    <w:lsdException w:name="Colorful List Accent 5" w:semiHidden="0" w:uiPriority="72" w:unhideWhenUsed="0"/>
+    <w:lsdException w:name="Colorful Grid Accent 5" w:semiHidden="0" w:uiPriority="73" w:unhideWhenUsed="0"/>
+    <w:lsdException w:name="Light Shading Accent 6" w:semiHidden="0" w:uiPriority="60" w:unhideWhenUsed="0"/>
+    <w:lsdException w:name="Light List Accent 6" w:semiHidden="0" w:uiPriority="61" w:unhideWhenUsed="0"/>
+    <w:lsdException w:name="Light Grid Accent 6" w:semiHidden="0" w:uiPriority="62" w:unhideWhenUsed="0"/>
+    <w:lsdException w:name="Medium Shading 1 Accent 6" w:semiHidden="0" w:uiPriority="63" w:unhideWhenUsed="0"/>
+    <w:lsdException w:name="Medium Shading 2 Accent 6" w:semiHidden="0" w:uiPriority="64" w:unhideWhenUsed="0"/>
+    <w:lsdException w:name="Medium List 1 Accent 6" w:semiHidden="0" w:uiPriority="65" w:unhideWhenUsed="0"/>
+    <w:lsdException w:name="Medium List 2 Accent 6" w:semiHidden="0" w:uiPriority="66" w:unhideWhenUsed="0"/>
+    <w:lsdException w:name="Medium Grid 1 Accent 6" w:semiHidden="0" w:uiPriority="67" w:unhideWhenUsed="0"/>
+    <w:lsdException w:name="Medium Grid 2 Accent 6" w:semiHidden="0" w:uiPriority="68" w:unhideWhenUsed="0"/>
+    <w:lsdException w:name="Medium Grid 3 Accent 6" w:semiHidden="0" w:uiPriority="69" w:unhideWhenUsed="0"/>
+    <w:lsdException w:name="Dark List Accent 6" w:semiHidden="0" w:uiPriority="70" w:unhideWhenUsed="0"/>
+    <w:lsdException w:name="Colorful Shading Accent 6" w:semiHidden="0" w:uiPriority="71" w:unhideWhenUsed="0"/>
+    <w:lsdException w:name="Colorful List Accent 6" w:semiHidden="0" w:uiPriority="72" w:unhideWhenUsed="0"/>
+    <w:lsdException w:name="Colorful Grid Accent 6" w:semiHidden="0" w:uiPriority="73" w:unhideWhenUsed="0"/>
+    <w:lsdException w:name="Subtle Emphasis" w:semiHidden="0" w:uiPriority="19" w:unhideWhenUsed="0" w:qFormat="1"/>
+    <w:lsdException w:name="Intense Emphasis" w:semiHidden="0" w:uiPriority="21" w:unhideWhenUsed="0" w:qFormat="1"/>
+    <w:lsdException w:name="Subtle Reference" w:semiHidden="0" w:uiPriority="31" w:unhideWhenUsed="0" w:qFormat="1"/>
+    <w:lsdException w:name="Intense Reference" w:semiHidden="0" w:uiPriority="32" w:unhideWhenUsed="0" w:qFormat="1"/>
+    <w:lsdException w:name="Book Title" w:semiHidden="0" w:uiPriority="33" w:unhideWhenUsed="0" w:qFormat="1"/>
+    <w:lsdException w:name="Bibliography" w:uiPriority="37"/>
+    <w:lsdException w:name="TOC Heading" w:uiPriority="39" w:qFormat="1"/>
   </w:latentStyles>
   <w:style w:type="paragraph" w:default="1" w:styleId="a">
     <w:name w:val="Normal"/>
@@ -5339,6 +5543,196 @@
       <w:sz w:val="28"/>
       <w:szCs w:val="24"/>
     </w:rPr>
+  </w:style>
+  <w:style w:type="character" w:default="1" w:styleId="a0">
+    <w:name w:val="Default Paragraph Font"/>
+    <w:uiPriority w:val="1"/>
+    <w:semiHidden/>
+    <w:unhideWhenUsed/>
+  </w:style>
+  <w:style w:type="table" w:default="1" w:styleId="a1">
+    <w:name w:val="Normal Table"/>
+    <w:uiPriority w:val="99"/>
+    <w:semiHidden/>
+    <w:unhideWhenUsed/>
+    <w:tblPr>
+      <w:tblInd w:w="0" w:type="dxa"/>
+      <w:tblCellMar>
+        <w:top w:w="0" w:type="dxa"/>
+        <w:left w:w="108" w:type="dxa"/>
+        <w:bottom w:w="0" w:type="dxa"/>
+        <w:right w:w="108" w:type="dxa"/>
+      </w:tblCellMar>
+    </w:tblPr>
+  </w:style>
+  <w:style w:type="numbering" w:default="1" w:styleId="a2">
+    <w:name w:val="No List"/>
+    <w:uiPriority w:val="99"/>
+    <w:semiHidden/>
+    <w:unhideWhenUsed/>
+  </w:style>
+</w:styles>
+</file>
+
+<file path=word/stylesWithEffects.xml><?xml version="1.0" encoding="utf-8"?>
+<w:styles xmlns:wpc="http://schemas.microsoft.com/office/word/2010/wordprocessingCanvas" xmlns:mc="http://schemas.openxmlformats.org/markup-compatibility/2006" xmlns:o="urn:schemas-microsoft-com:office:office" xmlns:r="http://schemas.openxmlformats.org/officeDocument/2006/relationships" xmlns:m="http://schemas.openxmlformats.org/officeDocument/2006/math" xmlns:v="urn:schemas-microsoft-com:vml" xmlns:wp14="http://schemas.microsoft.com/office/word/2010/wordprocessingDrawing" xmlns:wp="http://schemas.openxmlformats.org/drawingml/2006/wordprocessingDrawing" xmlns:w10="urn:schemas-microsoft-com:office:word" xmlns:w="http://schemas.openxmlformats.org/wordprocessingml/2006/main" xmlns:w14="http://schemas.microsoft.com/office/word/2010/wordml" xmlns:wpg="http://schemas.microsoft.com/office/word/2010/wordprocessingGroup" xmlns:wpi="http://schemas.microsoft.com/office/word/2010/wordprocessingInk" xmlns:wne="http://schemas.microsoft.com/office/word/2006/wordml" xmlns:wps="http://schemas.microsoft.com/office/word/2010/wordprocessingShape" mc:Ignorable="w14 wp14">
+  <w:docDefaults>
+    <w:rPrDefault>
+      <w:rPr>
+        <w:rFonts w:asciiTheme="minorHAnsi" w:eastAsiaTheme="minorEastAsia" w:hAnsiTheme="minorHAnsi" w:cstheme="minorBidi"/>
+        <w:sz w:val="22"/>
+        <w:szCs w:val="22"/>
+        <w:lang w:val="ru-RU" w:eastAsia="ru-RU" w:bidi="ar-SA"/>
+      </w:rPr>
+    </w:rPrDefault>
+    <w:pPrDefault>
+      <w:pPr>
+        <w:spacing w:after="200" w:line="276" w:lineRule="auto"/>
+      </w:pPr>
+    </w:pPrDefault>
+  </w:docDefaults>
+  <w:latentStyles w:defLockedState="0" w:defUIPriority="99" w:defSemiHidden="1" w:defUnhideWhenUsed="1" w:defQFormat="0" w:count="267">
+    <w:lsdException w:name="Normal" w:semiHidden="0" w:uiPriority="0" w:unhideWhenUsed="0" w:qFormat="1"/>
+    <w:lsdException w:name="heading 1" w:semiHidden="0" w:uiPriority="9" w:unhideWhenUsed="0" w:qFormat="1"/>
+    <w:lsdException w:name="heading 2" w:uiPriority="9" w:qFormat="1"/>
+    <w:lsdException w:name="heading 3" w:uiPriority="9" w:qFormat="1"/>
+    <w:lsdException w:name="heading 4" w:uiPriority="9" w:qFormat="1"/>
+    <w:lsdException w:name="heading 5" w:uiPriority="9" w:qFormat="1"/>
+    <w:lsdException w:name="heading 6" w:uiPriority="9" w:qFormat="1"/>
+    <w:lsdException w:name="heading 7" w:uiPriority="9" w:qFormat="1"/>
+    <w:lsdException w:name="heading 8" w:uiPriority="9" w:qFormat="1"/>
+    <w:lsdException w:name="heading 9" w:uiPriority="9" w:qFormat="1"/>
+    <w:lsdException w:name="toc 1" w:uiPriority="39"/>
+    <w:lsdException w:name="toc 2" w:uiPriority="39"/>
+    <w:lsdException w:name="toc 3" w:uiPriority="39"/>
+    <w:lsdException w:name="toc 4" w:uiPriority="39"/>
+    <w:lsdException w:name="toc 5" w:uiPriority="39"/>
+    <w:lsdException w:name="toc 6" w:uiPriority="39"/>
+    <w:lsdException w:name="toc 7" w:uiPriority="39"/>
+    <w:lsdException w:name="toc 8" w:uiPriority="39"/>
+    <w:lsdException w:name="toc 9" w:uiPriority="39"/>
+    <w:lsdException w:name="caption" w:uiPriority="35" w:qFormat="1"/>
+    <w:lsdException w:name="Title" w:semiHidden="0" w:uiPriority="10" w:unhideWhenUsed="0" w:qFormat="1"/>
+    <w:lsdException w:name="Default Paragraph Font" w:uiPriority="1"/>
+    <w:lsdException w:name="Subtitle" w:semiHidden="0" w:uiPriority="11" w:unhideWhenUsed="0" w:qFormat="1"/>
+    <w:lsdException w:name="Strong" w:semiHidden="0" w:uiPriority="22" w:unhideWhenUsed="0" w:qFormat="1"/>
+    <w:lsdException w:name="Emphasis" w:semiHidden="0" w:uiPriority="20" w:unhideWhenUsed="0" w:qFormat="1"/>
+    <w:lsdException w:name="Table Grid" w:semiHidden="0" w:uiPriority="59" w:unhideWhenUsed="0"/>
+    <w:lsdException w:name="Placeholder Text" w:unhideWhenUsed="0"/>
+    <w:lsdException w:name="No Spacing" w:semiHidden="0" w:uiPriority="1" w:unhideWhenUsed="0" w:qFormat="1"/>
+    <w:lsdException w:name="Light Shading" w:semiHidden="0" w:uiPriority="60" w:unhideWhenUsed="0"/>
+    <w:lsdException w:name="Light List" w:semiHidden="0" w:uiPriority="61" w:unhideWhenUsed="0"/>
+    <w:lsdException w:name="Light Grid" w:semiHidden="0" w:uiPriority="62" w:unhideWhenUsed="0"/>
+    <w:lsdException w:name="Medium Shading 1" w:semiHidden="0" w:uiPriority="63" w:unhideWhenUsed="0"/>
+    <w:lsdException w:name="Medium Shading 2" w:semiHidden="0" w:uiPriority="64" w:unhideWhenUsed="0"/>
+    <w:lsdException w:name="Medium List 1" w:semiHidden="0" w:uiPriority="65" w:unhideWhenUsed="0"/>
+    <w:lsdException w:name="Medium List 2" w:semiHidden="0" w:uiPriority="66" w:unhideWhenUsed="0"/>
+    <w:lsdException w:name="Medium Grid 1" w:semiHidden="0" w:uiPriority="67" w:unhideWhenUsed="0"/>
+    <w:lsdException w:name="Medium Grid 2" w:semiHidden="0" w:uiPriority="68" w:unhideWhenUsed="0"/>
+    <w:lsdException w:name="Medium Grid 3" w:semiHidden="0" w:uiPriority="69" w:unhideWhenUsed="0"/>
+    <w:lsdException w:name="Dark List" w:semiHidden="0" w:uiPriority="70" w:unhideWhenUsed="0"/>
+    <w:lsdException w:name="Colorful Shading" w:semiHidden="0" w:uiPriority="71" w:unhideWhenUsed="0"/>
+    <w:lsdException w:name="Colorful List" w:semiHidden="0" w:uiPriority="72" w:unhideWhenUsed="0"/>
+    <w:lsdException w:name="Colorful Grid" w:semiHidden="0" w:uiPriority="73" w:unhideWhenUsed="0"/>
+    <w:lsdException w:name="Light Shading Accent 1" w:semiHidden="0" w:uiPriority="60" w:unhideWhenUsed="0"/>
+    <w:lsdException w:name="Light List Accent 1" w:semiHidden="0" w:uiPriority="61" w:unhideWhenUsed="0"/>
+    <w:lsdException w:name="Light Grid Accent 1" w:semiHidden="0" w:uiPriority="62" w:unhideWhenUsed="0"/>
+    <w:lsdException w:name="Medium Shading 1 Accent 1" w:semiHidden="0" w:uiPriority="63" w:unhideWhenUsed="0"/>
+    <w:lsdException w:name="Medium Shading 2 Accent 1" w:semiHidden="0" w:uiPriority="64" w:unhideWhenUsed="0"/>
+    <w:lsdException w:name="Medium List 1 Accent 1" w:semiHidden="0" w:uiPriority="65" w:unhideWhenUsed="0"/>
+    <w:lsdException w:name="Revision" w:unhideWhenUsed="0"/>
+    <w:lsdException w:name="List Paragraph" w:semiHidden="0" w:uiPriority="34" w:unhideWhenUsed="0" w:qFormat="1"/>
+    <w:lsdException w:name="Quote" w:semiHidden="0" w:uiPriority="29" w:unhideWhenUsed="0" w:qFormat="1"/>
+    <w:lsdException w:name="Intense Quote" w:semiHidden="0" w:uiPriority="30" w:unhideWhenUsed="0" w:qFormat="1"/>
+    <w:lsdException w:name="Medium List 2 Accent 1" w:semiHidden="0" w:uiPriority="66" w:unhideWhenUsed="0"/>
+    <w:lsdException w:name="Medium Grid 1 Accent 1" w:semiHidden="0" w:uiPriority="67" w:unhideWhenUsed="0"/>
+    <w:lsdException w:name="Medium Grid 2 Accent 1" w:semiHidden="0" w:uiPriority="68" w:unhideWhenUsed="0"/>
+    <w:lsdException w:name="Medium Grid 3 Accent 1" w:semiHidden="0" w:uiPriority="69" w:unhideWhenUsed="0"/>
+    <w:lsdException w:name="Dark List Accent 1" w:semiHidden="0" w:uiPriority="70" w:unhideWhenUsed="0"/>
+    <w:lsdException w:name="Colorful Shading Accent 1" w:semiHidden="0" w:uiPriority="71" w:unhideWhenUsed="0"/>
+    <w:lsdException w:name="Colorful List Accent 1" w:semiHidden="0" w:uiPriority="72" w:unhideWhenUsed="0"/>
+    <w:lsdException w:name="Colorful Grid Accent 1" w:semiHidden="0" w:uiPriority="73" w:unhideWhenUsed="0"/>
+    <w:lsdException w:name="Light Shading Accent 2" w:semiHidden="0" w:uiPriority="60" w:unhideWhenUsed="0"/>
+    <w:lsdException w:name="Light List Accent 2" w:semiHidden="0" w:uiPriority="61" w:unhideWhenUsed="0"/>
+    <w:lsdException w:name="Light Grid Accent 2" w:semiHidden="0" w:uiPriority="62" w:unhideWhenUsed="0"/>
+    <w:lsdException w:name="Medium Shading 1 Accent 2" w:semiHidden="0" w:uiPriority="63" w:unhideWhenUsed="0"/>
+    <w:lsdException w:name="Medium Shading 2 Accent 2" w:semiHidden="0" w:uiPriority="64" w:unhideWhenUsed="0"/>
+    <w:lsdException w:name="Medium List 1 Accent 2" w:semiHidden="0" w:uiPriority="65" w:unhideWhenUsed="0"/>
+    <w:lsdException w:name="Medium List 2 Accent 2" w:semiHidden="0" w:uiPriority="66" w:unhideWhenUsed="0"/>
+    <w:lsdException w:name="Medium Grid 1 Accent 2" w:semiHidden="0" w:uiPriority="67" w:unhideWhenUsed="0"/>
+    <w:lsdException w:name="Medium Grid 2 Accent 2" w:semiHidden="0" w:uiPriority="68" w:unhideWhenUsed="0"/>
+    <w:lsdException w:name="Medium Grid 3 Accent 2" w:semiHidden="0" w:uiPriority="69" w:unhideWhenUsed="0"/>
+    <w:lsdException w:name="Dark List Accent 2" w:semiHidden="0" w:uiPriority="70" w:unhideWhenUsed="0"/>
+    <w:lsdException w:name="Colorful Shading Accent 2" w:semiHidden="0" w:uiPriority="71" w:unhideWhenUsed="0"/>
+    <w:lsdException w:name="Colorful List Accent 2" w:semiHidden="0" w:uiPriority="72" w:unhideWhenUsed="0"/>
+    <w:lsdException w:name="Colorful Grid Accent 2" w:semiHidden="0" w:uiPriority="73" w:unhideWhenUsed="0"/>
+    <w:lsdException w:name="Light Shading Accent 3" w:semiHidden="0" w:uiPriority="60" w:unhideWhenUsed="0"/>
+    <w:lsdException w:name="Light List Accent 3" w:semiHidden="0" w:uiPriority="61" w:unhideWhenUsed="0"/>
+    <w:lsdException w:name="Light Grid Accent 3" w:semiHidden="0" w:uiPriority="62" w:unhideWhenUsed="0"/>
+    <w:lsdException w:name="Medium Shading 1 Accent 3" w:semiHidden="0" w:uiPriority="63" w:unhideWhenUsed="0"/>
+    <w:lsdException w:name="Medium Shading 2 Accent 3" w:semiHidden="0" w:uiPriority="64" w:unhideWhenUsed="0"/>
+    <w:lsdException w:name="Medium List 1 Accent 3" w:semiHidden="0" w:uiPriority="65" w:unhideWhenUsed="0"/>
+    <w:lsdException w:name="Medium List 2 Accent 3" w:semiHidden="0" w:uiPriority="66" w:unhideWhenUsed="0"/>
+    <w:lsdException w:name="Medium Grid 1 Accent 3" w:semiHidden="0" w:uiPriority="67" w:unhideWhenUsed="0"/>
+    <w:lsdException w:name="Medium Grid 2 Accent 3" w:semiHidden="0" w:uiPriority="68" w:unhideWhenUsed="0"/>
+    <w:lsdException w:name="Medium Grid 3 Accent 3" w:semiHidden="0" w:uiPriority="69" w:unhideWhenUsed="0"/>
+    <w:lsdException w:name="Dark List Accent 3" w:semiHidden="0" w:uiPriority="70" w:unhideWhenUsed="0"/>
+    <w:lsdException w:name="Colorful Shading Accent 3" w:semiHidden="0" w:uiPriority="71" w:unhideWhenUsed="0"/>
+    <w:lsdException w:name="Colorful List Accent 3" w:semiHidden="0" w:uiPriority="72" w:unhideWhenUsed="0"/>
+    <w:lsdException w:name="Colorful Grid Accent 3" w:semiHidden="0" w:uiPriority="73" w:unhideWhenUsed="0"/>
+    <w:lsdException w:name="Light Shading Accent 4" w:semiHidden="0" w:uiPriority="60" w:unhideWhenUsed="0"/>
+    <w:lsdException w:name="Light List Accent 4" w:semiHidden="0" w:uiPriority="61" w:unhideWhenUsed="0"/>
+    <w:lsdException w:name="Light Grid Accent 4" w:semiHidden="0" w:uiPriority="62" w:unhideWhenUsed="0"/>
+    <w:lsdException w:name="Medium Shading 1 Accent 4" w:semiHidden="0" w:uiPriority="63" w:unhideWhenUsed="0"/>
+    <w:lsdException w:name="Medium Shading 2 Accent 4" w:semiHidden="0" w:uiPriority="64" w:unhideWhenUsed="0"/>
+    <w:lsdException w:name="Medium List 1 Accent 4" w:semiHidden="0" w:uiPriority="65" w:unhideWhenUsed="0"/>
+    <w:lsdException w:name="Medium List 2 Accent 4" w:semiHidden="0" w:uiPriority="66" w:unhideWhenUsed="0"/>
+    <w:lsdException w:name="Medium Grid 1 Accent 4" w:semiHidden="0" w:uiPriority="67" w:unhideWhenUsed="0"/>
+    <w:lsdException w:name="Medium Grid 2 Accent 4" w:semiHidden="0" w:uiPriority="68" w:unhideWhenUsed="0"/>
+    <w:lsdException w:name="Medium Grid 3 Accent 4" w:semiHidden="0" w:uiPriority="69" w:unhideWhenUsed="0"/>
+    <w:lsdException w:name="Dark List Accent 4" w:semiHidden="0" w:uiPriority="70" w:unhideWhenUsed="0"/>
+    <w:lsdException w:name="Colorful Shading Accent 4" w:semiHidden="0" w:uiPriority="71" w:unhideWhenUsed="0"/>
+    <w:lsdException w:name="Colorful List Accent 4" w:semiHidden="0" w:uiPriority="72" w:unhideWhenUsed="0"/>
+    <w:lsdException w:name="Colorful Grid Accent 4" w:semiHidden="0" w:uiPriority="73" w:unhideWhenUsed="0"/>
+    <w:lsdException w:name="Light Shading Accent 5" w:semiHidden="0" w:uiPriority="60" w:unhideWhenUsed="0"/>
+    <w:lsdException w:name="Light List Accent 5" w:semiHidden="0" w:uiPriority="61" w:unhideWhenUsed="0"/>
+    <w:lsdException w:name="Light Grid Accent 5" w:semiHidden="0" w:uiPriority="62" w:unhideWhenUsed="0"/>
+    <w:lsdException w:name="Medium Shading 1 Accent 5" w:semiHidden="0" w:uiPriority="63" w:unhideWhenUsed="0"/>
+    <w:lsdException w:name="Medium Shading 2 Accent 5" w:semiHidden="0" w:uiPriority="64" w:unhideWhenUsed="0"/>
+    <w:lsdException w:name="Medium List 1 Accent 5" w:semiHidden="0" w:uiPriority="65" w:unhideWhenUsed="0"/>
+    <w:lsdException w:name="Medium List 2 Accent 5" w:semiHidden="0" w:uiPriority="66" w:unhideWhenUsed="0"/>
+    <w:lsdException w:name="Medium Grid 1 Accent 5" w:semiHidden="0" w:uiPriority="67" w:unhideWhenUsed="0"/>
+    <w:lsdException w:name="Medium Grid 2 Accent 5" w:semiHidden="0" w:uiPriority="68" w:unhideWhenUsed="0"/>
+    <w:lsdException w:name="Medium Grid 3 Accent 5" w:semiHidden="0" w:uiPriority="69" w:unhideWhenUsed="0"/>
+    <w:lsdException w:name="Dark List Accent 5" w:semiHidden="0" w:uiPriority="70" w:unhideWhenUsed="0"/>
+    <w:lsdException w:name="Colorful Shading Accent 5" w:semiHidden="0" w:uiPriority="71" w:unhideWhenUsed="0"/>
+    <w:lsdException w:name="Colorful List Accent 5" w:semiHidden="0" w:uiPriority="72" w:unhideWhenUsed="0"/>
+    <w:lsdException w:name="Colorful Grid Accent 5" w:semiHidden="0" w:uiPriority="73" w:unhideWhenUsed="0"/>
+    <w:lsdException w:name="Light Shading Accent 6" w:semiHidden="0" w:uiPriority="60" w:unhideWhenUsed="0"/>
+    <w:lsdException w:name="Light List Accent 6" w:semiHidden="0" w:uiPriority="61" w:unhideWhenUsed="0"/>
+    <w:lsdException w:name="Light Grid Accent 6" w:semiHidden="0" w:uiPriority="62" w:unhideWhenUsed="0"/>
+    <w:lsdException w:name="Medium Shading 1 Accent 6" w:semiHidden="0" w:uiPriority="63" w:unhideWhenUsed="0"/>
+    <w:lsdException w:name="Medium Shading 2 Accent 6" w:semiHidden="0" w:uiPriority="64" w:unhideWhenUsed="0"/>
+    <w:lsdException w:name="Medium List 1 Accent 6" w:semiHidden="0" w:uiPriority="65" w:unhideWhenUsed="0"/>
+    <w:lsdException w:name="Medium List 2 Accent 6" w:semiHidden="0" w:uiPriority="66" w:unhideWhenUsed="0"/>
+    <w:lsdException w:name="Medium Grid 1 Accent 6" w:semiHidden="0" w:uiPriority="67" w:unhideWhenUsed="0"/>
+    <w:lsdException w:name="Medium Grid 2 Accent 6" w:semiHidden="0" w:uiPriority="68" w:unhideWhenUsed="0"/>
+    <w:lsdException w:name="Medium Grid 3 Accent 6" w:semiHidden="0" w:uiPriority="69" w:unhideWhenUsed="0"/>
+    <w:lsdException w:name="Dark List Accent 6" w:semiHidden="0" w:uiPriority="70" w:unhideWhenUsed="0"/>
+    <w:lsdException w:name="Colorful Shading Accent 6" w:semiHidden="0" w:uiPriority="71" w:unhideWhenUsed="0"/>
+    <w:lsdException w:name="Colorful List Accent 6" w:semiHidden="0" w:uiPriority="72" w:unhideWhenUsed="0"/>
+    <w:lsdException w:name="Colorful Grid Accent 6" w:semiHidden="0" w:uiPriority="73" w:unhideWhenUsed="0"/>
+    <w:lsdException w:name="Subtle Emphasis" w:semiHidden="0" w:uiPriority="19" w:unhideWhenUsed="0" w:qFormat="1"/>
+    <w:lsdException w:name="Intense Emphasis" w:semiHidden="0" w:uiPriority="21" w:unhideWhenUsed="0" w:qFormat="1"/>
+    <w:lsdException w:name="Subtle Reference" w:semiHidden="0" w:uiPriority="31" w:unhideWhenUsed="0" w:qFormat="1"/>
+    <w:lsdException w:name="Intense Reference" w:semiHidden="0" w:uiPriority="32" w:unhideWhenUsed="0" w:qFormat="1"/>
+    <w:lsdException w:name="Book Title" w:semiHidden="0" w:uiPriority="33" w:unhideWhenUsed="0" w:qFormat="1"/>
+    <w:lsdException w:name="Bibliography" w:uiPriority="37"/>
+    <w:lsdException w:name="TOC Heading" w:uiPriority="39" w:qFormat="1"/>
+  </w:latentStyles>
+  <w:style w:type="paragraph" w:default="1" w:styleId="a">
+    <w:name w:val="Normal"/>
+    <w:qFormat/>
   </w:style>
   <w:style w:type="character" w:default="1" w:styleId="a0">
     <w:name w:val="Default Paragraph Font"/>
